--- a/specifications/TMFC035-PermissionsManagement/Diagrams/TMFC035_Permissions_Management.docx
+++ b/specifications/TMFC035-PermissionsManagement/Diagrams/TMFC035_Permissions_Management.docx
@@ -210,532 +210,6 @@
         <w:t>eTOM Processes, SID Data Entities and Functional Framework Functions</w:t>
       </w:r>
     </w:p>
-    <w:p>
-      <w:pPr>
-        <w:pStyle w:val="Heading2"/>
-      </w:pPr>
-      <w:r>
-        <w:t>eTOM business activities</w:t>
-      </w:r>
-    </w:p>
-    <w:p>
-      <w:r>
-        <w:t>eTOM business activities this ODA Component is responsible for:</w:t>
-      </w:r>
-    </w:p>
-    <w:p>
-      <w:r>
-        <w:rPr>
-          <w:i/>
-        </w:rPr>
-        <w:t>none listed in the component YAML</w:t>
-      </w:r>
-    </w:p>
-    <w:p>
-      <w:pPr>
-        <w:pStyle w:val="Heading2"/>
-      </w:pPr>
-      <w:r>
-        <w:t>SID ABEs</w:t>
-      </w:r>
-    </w:p>
-    <w:p>
-      <w:r>
-        <w:t>SID ABEs this ODA Component is responsible for:</w:t>
-      </w:r>
-    </w:p>
-    <w:tbl>
-      <w:tblPr>
-        <w:tblStyle w:val="ScrollTableNormal"/>
-        <w:tblW w:type="auto" w:w="0"/>
-        <w:tblLayout w:type="autofit"/>
-        <w:tblLook w:val="04A0" w:firstRow="1" w:lastRow="0" w:firstColumn="0" w:lastColumn="0" w:noHBand="0" w:noVBand="1"/>
-        <w:tblBorders>
-          <w:top w:val="single" w:sz="4" w:space="0" w:color="999999"/>
-          <w:left w:val="single" w:sz="4" w:space="0" w:color="999999"/>
-          <w:bottom w:val="single" w:sz="4" w:space="0" w:color="999999"/>
-          <w:right w:val="single" w:sz="4" w:space="0" w:color="999999"/>
-          <w:insideH w:val="single" w:sz="4" w:space="0" w:color="999999"/>
-          <w:insideV w:val="single" w:sz="4" w:space="0" w:color="999999"/>
-        </w:tblBorders>
-      </w:tblPr>
-      <w:tblGrid>
-        <w:gridCol w:w="2124"/>
-        <w:gridCol w:w="2124"/>
-        <w:gridCol w:w="2124"/>
-        <w:gridCol w:w="2124"/>
-      </w:tblGrid>
-      <w:tr>
-        <w:trPr>
-          <w:tblHeader/>
-        </w:trPr>
-        <w:tc>
-          <w:tcPr>
-            <w:tcW w:type="dxa" w:w="1872"/>
-          </w:tcPr>
-          <w:p>
-            <w:r/>
-            <w:r>
-              <w:rPr>
-                <w:b/>
-              </w:rPr>
-              <w:t>SID ABE Level 1</w:t>
-            </w:r>
-          </w:p>
-        </w:tc>
-        <w:tc>
-          <w:tcPr>
-            <w:tcW w:type="dxa" w:w="2246"/>
-          </w:tcPr>
-          <w:p>
-            <w:r/>
-            <w:r>
-              <w:rPr>
-                <w:b/>
-              </w:rPr>
-              <w:t>SID ABE Level 2 (or set of BEs)</w:t>
-            </w:r>
-          </w:p>
-        </w:tc>
-        <w:tc>
-          <w:tcPr>
-            <w:tcW w:type="dxa" w:w="2621"/>
-          </w:tcPr>
-          <w:p>
-            <w:r/>
-            <w:r>
-              <w:rPr>
-                <w:b/>
-              </w:rPr>
-              <w:t>SID ABE L1 Definition</w:t>
-            </w:r>
-          </w:p>
-        </w:tc>
-        <w:tc>
-          <w:tcPr>
-            <w:tcW w:type="dxa" w:w="2621"/>
-          </w:tcPr>
-          <w:p>
-            <w:r/>
-            <w:r>
-              <w:rPr>
-                <w:b/>
-              </w:rPr>
-              <w:t>SID ABE L2 Definition</w:t>
-            </w:r>
-          </w:p>
-        </w:tc>
-      </w:tr>
-      <w:tr>
-        <w:tc>
-          <w:tcPr>
-            <w:tcW w:type="dxa" w:w="1872"/>
-          </w:tcPr>
-          <w:p>
-            <w:r/>
-            <w:r>
-              <w:t>Permission</w:t>
-            </w:r>
-          </w:p>
-        </w:tc>
-        <w:tc>
-          <w:tcPr>
-            <w:tcW w:type="dxa" w:w="2246"/>
-          </w:tcPr>
-          <w:p>
-            <w:r/>
-            <w:r>
-              <w:t>PermissionSpecSet</w:t>
-            </w:r>
-          </w:p>
-        </w:tc>
-        <w:tc>
-          <w:tcPr>
-            <w:tcW w:type="dxa" w:w="2621"/>
-          </w:tcPr>
-          <w:p>
-            <w:r/>
-            <w:r>
-              <w:t>Permission ABE contains all Business Entities for describing Permission Specifications, effective Permissions granted including the scope of permissions.</w:t>
-            </w:r>
-          </w:p>
-        </w:tc>
-        <w:tc>
-          <w:tcPr>
-            <w:tcW w:type="dxa" w:w="2621"/>
-          </w:tcPr>
-          <w:p>
-            <w:r/>
-            <w:r>
-              <w:t>PermissionSpecSet specifies a set of permissions that might concern one or many PartyRoleSpecifications. A PermissionSpecSet contains one or many ImplicitPermissionSpec.</w:t>
-            </w:r>
-          </w:p>
-        </w:tc>
-      </w:tr>
-      <w:tr>
-        <w:tc>
-          <w:tcPr>
-            <w:tcW w:type="dxa" w:w="1872"/>
-          </w:tcPr>
-          <w:p>
-            <w:r/>
-            <w:r>
-              <w:t>Permission</w:t>
-            </w:r>
-          </w:p>
-        </w:tc>
-        <w:tc>
-          <w:tcPr>
-            <w:tcW w:type="dxa" w:w="2246"/>
-          </w:tcPr>
-          <w:p>
-            <w:r/>
-            <w:r>
-              <w:t>PermissionSet</w:t>
-            </w:r>
-          </w:p>
-        </w:tc>
-        <w:tc>
-          <w:tcPr>
-            <w:tcW w:type="dxa" w:w="2621"/>
-          </w:tcPr>
-          <w:p>
-            <w:r/>
-            <w:r>
-              <w:t>Permission ABE contains all Business Entities for describing Permission Specifications, effective Permissions granted including the scope of permissions.</w:t>
-            </w:r>
-          </w:p>
-        </w:tc>
-        <w:tc>
-          <w:tcPr>
-            <w:tcW w:type="dxa" w:w="2621"/>
-          </w:tcPr>
-          <w:p>
-            <w:r/>
-            <w:r>
-              <w:t>Each PermissionSet may refer to a PermissionSpecSet if it corresponds to applying permissions specified for a PartyRoleSpecification. If PermissionSet corresponds to permissions granted by another PartyRole it has no relationship with a PermissionSpecSet.</w:t>
-            </w:r>
-          </w:p>
-        </w:tc>
-      </w:tr>
-      <w:tr>
-        <w:tc>
-          <w:tcPr>
-            <w:tcW w:type="dxa" w:w="1872"/>
-          </w:tcPr>
-          <w:p>
-            <w:r/>
-            <w:r>
-              <w:t>Permission</w:t>
-            </w:r>
-          </w:p>
-        </w:tc>
-        <w:tc>
-          <w:tcPr>
-            <w:tcW w:type="dxa" w:w="2246"/>
-          </w:tcPr>
-          <w:p>
-            <w:r/>
-            <w:r>
-              <w:t>Permission</w:t>
-            </w:r>
-          </w:p>
-        </w:tc>
-        <w:tc>
-          <w:tcPr>
-            <w:tcW w:type="dxa" w:w="2621"/>
-          </w:tcPr>
-          <w:p>
-            <w:r/>
-            <w:r>
-              <w:t>Permission ABE contains all Business Entities for describing Permission Specifications, effective Permissions granted including the scope of permissions.</w:t>
-            </w:r>
-          </w:p>
-        </w:tc>
-        <w:tc>
-          <w:tcPr>
-            <w:tcW w:type="dxa" w:w="2621"/>
-          </w:tcPr>
-          <w:p>
-            <w:r/>
-            <w:r>
-              <w:t>Permission represents permissions granted to a PartyRole that might be either implicit (ImplicitPermission) or explicit through delegation (ExplicitPermission).</w:t>
-            </w:r>
-          </w:p>
-        </w:tc>
-      </w:tr>
-      <w:tr>
-        <w:tc>
-          <w:tcPr>
-            <w:tcW w:type="dxa" w:w="1872"/>
-          </w:tcPr>
-          <w:p>
-            <w:r/>
-            <w:r>
-              <w:t>Party</w:t>
-            </w:r>
-          </w:p>
-        </w:tc>
-        <w:tc>
-          <w:tcPr>
-            <w:tcW w:type="dxa" w:w="2246"/>
-          </w:tcPr>
-          <w:p>
-            <w:r/>
-            <w:r>
-              <w:t>PartyRole</w:t>
-            </w:r>
-          </w:p>
-        </w:tc>
-        <w:tc>
-          <w:tcPr>
-            <w:tcW w:type="dxa" w:w="2621"/>
-          </w:tcPr>
-          <w:p>
-            <w:r/>
-            <w:r>
-              <w:t>The Party ABE enables defining an individual, an organization, or an organization unit that is of interest, involved or that provides value directly or indirectly from an enterprise perspective (Enterprise is to be understood here as provider, service provider or operator). Hence the Party plays one or more roles with the enterprise or with another Party playing a role with the enterprise (indirectly). This is introduced to specify that the only party an enterprise would be interested in and will consider in its systems is a party playing a role (directly or indirectly). Roles would be represented by the PartyRole concept. Additional roles will be defined to cover the needs of the new digital ecosystem." Examples of roles played by Parties include those: Of interest, such as competitors, sales prospects Involved, such as customers, users, employees That provides value directly or indirectly, such as service providers, operators, cloud brokers, infrastructure providers, application developers. This Party ABE defines information about companies and people. Implementations of this model are responsible for ensuring that the relevant privacy legislation standards are adhered to in the countries that will use the implementation.</w:t>
-            </w:r>
-          </w:p>
-        </w:tc>
-        <w:tc>
-          <w:tcPr>
-            <w:tcW w:type="dxa" w:w="2621"/>
-          </w:tcPr>
-          <w:p>
-            <w:r/>
-            <w:r>
-              <w:t>The part played by a party in a given con text with any characteristics, such as expected pattern of behavior, attributes, and/or associations that it entails. PartyRole should be used in places where the business refers to a Party playing a Role.</w:t>
-            </w:r>
-          </w:p>
-        </w:tc>
-      </w:tr>
-      <w:tr>
-        <w:tc>
-          <w:tcPr>
-            <w:tcW w:type="dxa" w:w="1872"/>
-          </w:tcPr>
-          <w:p>
-            <w:r/>
-            <w:r>
-              <w:t>Party</w:t>
-            </w:r>
-          </w:p>
-        </w:tc>
-        <w:tc>
-          <w:tcPr>
-            <w:tcW w:type="dxa" w:w="2246"/>
-          </w:tcPr>
-          <w:p>
-            <w:r/>
-            <w:r>
-              <w:t>PartyRoleSpecification</w:t>
-            </w:r>
-          </w:p>
-        </w:tc>
-        <w:tc>
-          <w:tcPr>
-            <w:tcW w:type="dxa" w:w="2621"/>
-          </w:tcPr>
-          <w:p>
-            <w:r/>
-            <w:r>
-              <w:t>The Party ABE enables defining an individual, an organization, or an organization unit that is of interest, involved or that provides value directly or indirectly from an enterprise perspective (Enterprise is to be understood here as provider, service provider or operator). Hence the Party plays one or more roles with the enterprise or with another Party playing a role with the enterprise (indirectly). This is introduced to specify that the only party an enterprise would be interested in and will consider in its systems is a party playing a role (directly or indirectly). Roles would be represented by the PartyRole concept. Additional roles will be defined to cover the needs of the new digital ecosystem." Examples of roles played by Parties include those: Of interest, such as competitors, sales prospects Involved, such as customers, users, employees That provides value directly or indirectly, such as service providers, operators, cloud brokers, infrastructure providers, application developers. This Party ABE defines information about companies and people. Implementations of this model are responsible for ensuring that the relevant privacy legislation standards are adhered to in the countries that will use the implementation.</w:t>
-            </w:r>
-          </w:p>
-        </w:tc>
-        <w:tc>
-          <w:tcPr>
-            <w:tcW w:type="dxa" w:w="2621"/>
-          </w:tcPr>
-          <w:p>
-            <w:r/>
-            <w:r>
-              <w:t>The definition of a role a party may play. this is entityone Task</w:t>
-            </w:r>
-          </w:p>
-        </w:tc>
-      </w:tr>
-      <w:tr>
-        <w:tc>
-          <w:tcPr>
-            <w:tcW w:type="dxa" w:w="1872"/>
-          </w:tcPr>
-          <w:p>
-            <w:r/>
-            <w:r>
-              <w:t>Party</w:t>
-            </w:r>
-          </w:p>
-        </w:tc>
-        <w:tc>
-          <w:tcPr>
-            <w:tcW w:type="dxa" w:w="2246"/>
-          </w:tcPr>
-          <w:p>
-            <w:r/>
-            <w:r>
-              <w:t>Party Organization</w:t>
-            </w:r>
-          </w:p>
-        </w:tc>
-        <w:tc>
-          <w:tcPr>
-            <w:tcW w:type="dxa" w:w="2621"/>
-          </w:tcPr>
-          <w:p>
-            <w:r/>
-            <w:r>
-              <w:t>The Party ABE enables defining an individual, an organization, or an organization unit that is of interest, involved or that provides value directly or indirectly from an enterprise perspective (Enterprise is to be understood here as provider, service provider or operator). Hence the Party plays one or more roles with the enterprise or with another Party playing a role with the enterprise (indirectly). This is introduced to specify that the only party an enterprise would be interested in and will consider in its systems is a party playing a role (directly or indirectly). Roles would be represented by the PartyRole concept. Additional roles will be defined to cover the needs of the new digital ecosystem." Examples of roles played by Parties include those: Of interest, such as competitors, sales prospects Involved, such as customers, users, employees That provides value directly or indirectly, such as service providers, operators, cloud brokers, infrastructure providers, application developers. This Party ABE defines information about companies and people. Implementations of this model are responsible for ensuring that the relevant privacy legislation standards are adhered to in the countries that will use the implementation.</w:t>
-            </w:r>
-          </w:p>
-        </w:tc>
-        <w:tc>
-          <w:tcPr>
-            <w:tcW w:type="dxa" w:w="2621"/>
-          </w:tcPr>
-          <w:p>
-            <w:r/>
-            <w:r>
-              <w:t>The Party Organization ABE is used to model Party Organization.</w:t>
-            </w:r>
-          </w:p>
-        </w:tc>
-      </w:tr>
-      <w:tr>
-        <w:tc>
-          <w:tcPr>
-            <w:tcW w:type="dxa" w:w="1872"/>
-          </w:tcPr>
-          <w:p>
-            <w:r/>
-            <w:r>
-              <w:t>Market Sales Party Roles</w:t>
-            </w:r>
-          </w:p>
-        </w:tc>
-        <w:tc>
-          <w:tcPr>
-            <w:tcW w:type="dxa" w:w="2246"/>
-          </w:tcPr>
-          <w:p>
-            <w:r/>
-            <w:r/>
-          </w:p>
-        </w:tc>
-        <w:tc>
-          <w:tcPr>
-            <w:tcW w:type="dxa" w:w="2621"/>
-          </w:tcPr>
-          <w:p>
-            <w:r/>
-            <w:r>
-              <w:t>Market Sales Party Roles ABE contains all PartyRoles related to the Market Sales Domain such as MarketingManager, SalesAgent...</w:t>
-            </w:r>
-          </w:p>
-        </w:tc>
-        <w:tc>
-          <w:tcPr>
-            <w:tcW w:type="dxa" w:w="2621"/>
-          </w:tcPr>
-          <w:p>
-            <w:r/>
-            <w:r>
-              <w:t>*(no description available)*</w:t>
-            </w:r>
-          </w:p>
-        </w:tc>
-      </w:tr>
-      <w:tr>
-        <w:tc>
-          <w:tcPr>
-            <w:tcW w:type="dxa" w:w="1872"/>
-          </w:tcPr>
-          <w:p>
-            <w:r/>
-            <w:r>
-              <w:t>Service Party Roles</w:t>
-            </w:r>
-          </w:p>
-        </w:tc>
-        <w:tc>
-          <w:tcPr>
-            <w:tcW w:type="dxa" w:w="2246"/>
-          </w:tcPr>
-          <w:p>
-            <w:r/>
-            <w:r/>
-          </w:p>
-        </w:tc>
-        <w:tc>
-          <w:tcPr>
-            <w:tcW w:type="dxa" w:w="2621"/>
-          </w:tcPr>
-          <w:p>
-            <w:r/>
-            <w:r>
-              <w:t>The Service Party Roles ABE contains all PartyRoles related to the Service Domain such as ServiceManager.</w:t>
-            </w:r>
-          </w:p>
-        </w:tc>
-        <w:tc>
-          <w:tcPr>
-            <w:tcW w:type="dxa" w:w="2621"/>
-          </w:tcPr>
-          <w:p>
-            <w:r/>
-            <w:r>
-              <w:t>*(no description available)*</w:t>
-            </w:r>
-          </w:p>
-        </w:tc>
-      </w:tr>
-      <w:tr>
-        <w:tc>
-          <w:tcPr>
-            <w:tcW w:type="dxa" w:w="1872"/>
-          </w:tcPr>
-          <w:p>
-            <w:r/>
-            <w:r>
-              <w:t>Resource Party Roles</w:t>
-            </w:r>
-          </w:p>
-        </w:tc>
-        <w:tc>
-          <w:tcPr>
-            <w:tcW w:type="dxa" w:w="2246"/>
-          </w:tcPr>
-          <w:p>
-            <w:r/>
-            <w:r/>
-          </w:p>
-        </w:tc>
-        <w:tc>
-          <w:tcPr>
-            <w:tcW w:type="dxa" w:w="2621"/>
-          </w:tcPr>
-          <w:p>
-            <w:r/>
-            <w:r>
-              <w:t>Resource Party Roles ABE contains all PartyRoles related to the Resource Domain such as Technician and ResourceManager.</w:t>
-            </w:r>
-          </w:p>
-        </w:tc>
-        <w:tc>
-          <w:tcPr>
-            <w:tcW w:type="dxa" w:w="2621"/>
-          </w:tcPr>
-          <w:p>
-            <w:r/>
-            <w:r>
-              <w:t>*(no description available)*</w:t>
-            </w:r>
-          </w:p>
-        </w:tc>
-      </w:tr>
-    </w:tbl>
-    <w:p/>
     <w:p>
       <w:pPr>
         <w:pStyle w:val="Heading2"/>
@@ -793,6 +267,532 @@
         <w:pStyle w:val="Heading2"/>
       </w:pPr>
       <w:r>
+        <w:t>eTOM business activities</w:t>
+      </w:r>
+    </w:p>
+    <w:p>
+      <w:r>
+        <w:t>eTOM business activities this ODA Component is responsible for:</w:t>
+      </w:r>
+    </w:p>
+    <w:p>
+      <w:r>
+        <w:rPr>
+          <w:i/>
+        </w:rPr>
+        <w:t>none listed in the component YAML</w:t>
+      </w:r>
+    </w:p>
+    <w:p>
+      <w:pPr>
+        <w:pStyle w:val="Heading2"/>
+      </w:pPr>
+      <w:r>
+        <w:t>SID ABEs</w:t>
+      </w:r>
+    </w:p>
+    <w:p>
+      <w:r>
+        <w:t>SID ABEs this ODA Component is responsible for:</w:t>
+      </w:r>
+    </w:p>
+    <w:tbl>
+      <w:tblPr>
+        <w:tblStyle w:val="ScrollTableNormal"/>
+        <w:tblW w:type="auto" w:w="0"/>
+        <w:tblLayout w:type="autofit"/>
+        <w:tblLook w:val="04A0" w:firstRow="1" w:lastRow="0" w:firstColumn="0" w:lastColumn="0" w:noHBand="0" w:noVBand="1"/>
+        <w:tblBorders>
+          <w:top w:val="single" w:sz="4" w:space="0" w:color="999999"/>
+          <w:left w:val="single" w:sz="4" w:space="0" w:color="999999"/>
+          <w:bottom w:val="single" w:sz="4" w:space="0" w:color="999999"/>
+          <w:right w:val="single" w:sz="4" w:space="0" w:color="999999"/>
+          <w:insideH w:val="single" w:sz="4" w:space="0" w:color="999999"/>
+          <w:insideV w:val="single" w:sz="4" w:space="0" w:color="999999"/>
+        </w:tblBorders>
+      </w:tblPr>
+      <w:tblGrid>
+        <w:gridCol w:w="2124"/>
+        <w:gridCol w:w="2124"/>
+        <w:gridCol w:w="2124"/>
+        <w:gridCol w:w="2124"/>
+      </w:tblGrid>
+      <w:tr>
+        <w:trPr>
+          <w:tblHeader/>
+        </w:trPr>
+        <w:tc>
+          <w:tcPr>
+            <w:tcW w:type="dxa" w:w="1966"/>
+          </w:tcPr>
+          <w:p>
+            <w:r/>
+            <w:r>
+              <w:rPr>
+                <w:b/>
+              </w:rPr>
+              <w:t>SID ABE L1</w:t>
+            </w:r>
+          </w:p>
+        </w:tc>
+        <w:tc>
+          <w:tcPr>
+            <w:tcW w:type="dxa" w:w="2714"/>
+          </w:tcPr>
+          <w:p>
+            <w:r/>
+            <w:r>
+              <w:rPr>
+                <w:b/>
+              </w:rPr>
+              <w:t>SID ABE L1 Definition</w:t>
+            </w:r>
+          </w:p>
+        </w:tc>
+        <w:tc>
+          <w:tcPr>
+            <w:tcW w:type="dxa" w:w="2059"/>
+          </w:tcPr>
+          <w:p>
+            <w:r/>
+            <w:r>
+              <w:rPr>
+                <w:b/>
+              </w:rPr>
+              <w:t>SID ABE L2 (or set of BEs)</w:t>
+            </w:r>
+          </w:p>
+        </w:tc>
+        <w:tc>
+          <w:tcPr>
+            <w:tcW w:type="dxa" w:w="2621"/>
+          </w:tcPr>
+          <w:p>
+            <w:r/>
+            <w:r>
+              <w:rPr>
+                <w:b/>
+              </w:rPr>
+              <w:t>SID ABE L2 Definition</w:t>
+            </w:r>
+          </w:p>
+        </w:tc>
+      </w:tr>
+      <w:tr>
+        <w:tc>
+          <w:tcPr>
+            <w:tcW w:type="dxa" w:w="1966"/>
+          </w:tcPr>
+          <w:p>
+            <w:r/>
+            <w:r>
+              <w:t>Permission</w:t>
+            </w:r>
+          </w:p>
+        </w:tc>
+        <w:tc>
+          <w:tcPr>
+            <w:tcW w:type="dxa" w:w="2714"/>
+          </w:tcPr>
+          <w:p>
+            <w:r/>
+            <w:r>
+              <w:t>Permission ABE contains all Business Entities for describing Permission Specifications, effective Permissions granted including the scope of permissions.</w:t>
+            </w:r>
+          </w:p>
+        </w:tc>
+        <w:tc>
+          <w:tcPr>
+            <w:tcW w:type="dxa" w:w="2059"/>
+          </w:tcPr>
+          <w:p>
+            <w:r/>
+            <w:r>
+              <w:t>PermissionSpecSet</w:t>
+            </w:r>
+          </w:p>
+        </w:tc>
+        <w:tc>
+          <w:tcPr>
+            <w:tcW w:type="dxa" w:w="2621"/>
+          </w:tcPr>
+          <w:p>
+            <w:r/>
+            <w:r>
+              <w:t>PermissionSpecSet specifies a set of permissions that might concern one or many PartyRoleSpecifications. A PermissionSpecSet contains one or many ImplicitPermissionSpec.</w:t>
+            </w:r>
+          </w:p>
+        </w:tc>
+      </w:tr>
+      <w:tr>
+        <w:tc>
+          <w:tcPr>
+            <w:tcW w:type="dxa" w:w="1966"/>
+          </w:tcPr>
+          <w:p>
+            <w:r/>
+            <w:r>
+              <w:t>Permission</w:t>
+            </w:r>
+          </w:p>
+        </w:tc>
+        <w:tc>
+          <w:tcPr>
+            <w:tcW w:type="dxa" w:w="2714"/>
+          </w:tcPr>
+          <w:p>
+            <w:r/>
+            <w:r>
+              <w:t>Permission ABE contains all Business Entities for describing Permission Specifications, effective Permissions granted including the scope of permissions.</w:t>
+            </w:r>
+          </w:p>
+        </w:tc>
+        <w:tc>
+          <w:tcPr>
+            <w:tcW w:type="dxa" w:w="2059"/>
+          </w:tcPr>
+          <w:p>
+            <w:r/>
+            <w:r>
+              <w:t>PermissionSet</w:t>
+            </w:r>
+          </w:p>
+        </w:tc>
+        <w:tc>
+          <w:tcPr>
+            <w:tcW w:type="dxa" w:w="2621"/>
+          </w:tcPr>
+          <w:p>
+            <w:r/>
+            <w:r>
+              <w:t>Each PermissionSet may refer to a PermissionSpecSet if it corresponds to applying permissions specified for a PartyRoleSpecification. If PermissionSet corresponds to permissions granted by another PartyRole it has no relationship with a PermissionSpecSet.</w:t>
+            </w:r>
+          </w:p>
+        </w:tc>
+      </w:tr>
+      <w:tr>
+        <w:tc>
+          <w:tcPr>
+            <w:tcW w:type="dxa" w:w="1966"/>
+          </w:tcPr>
+          <w:p>
+            <w:r/>
+            <w:r>
+              <w:t>Permission</w:t>
+            </w:r>
+          </w:p>
+        </w:tc>
+        <w:tc>
+          <w:tcPr>
+            <w:tcW w:type="dxa" w:w="2714"/>
+          </w:tcPr>
+          <w:p>
+            <w:r/>
+            <w:r>
+              <w:t>Permission ABE contains all Business Entities for describing Permission Specifications, effective Permissions granted including the scope of permissions.</w:t>
+            </w:r>
+          </w:p>
+        </w:tc>
+        <w:tc>
+          <w:tcPr>
+            <w:tcW w:type="dxa" w:w="2059"/>
+          </w:tcPr>
+          <w:p>
+            <w:r/>
+            <w:r>
+              <w:t>Permission</w:t>
+            </w:r>
+          </w:p>
+        </w:tc>
+        <w:tc>
+          <w:tcPr>
+            <w:tcW w:type="dxa" w:w="2621"/>
+          </w:tcPr>
+          <w:p>
+            <w:r/>
+            <w:r>
+              <w:t>Permission represents permissions granted to a PartyRole that might be either implicit (ImplicitPermission) or explicit through delegation (ExplicitPermission).</w:t>
+            </w:r>
+          </w:p>
+        </w:tc>
+      </w:tr>
+      <w:tr>
+        <w:tc>
+          <w:tcPr>
+            <w:tcW w:type="dxa" w:w="1966"/>
+          </w:tcPr>
+          <w:p>
+            <w:r/>
+            <w:r>
+              <w:t>Party</w:t>
+            </w:r>
+          </w:p>
+        </w:tc>
+        <w:tc>
+          <w:tcPr>
+            <w:tcW w:type="dxa" w:w="2714"/>
+          </w:tcPr>
+          <w:p>
+            <w:r/>
+            <w:r>
+              <w:t>The Party ABE enables defining an individual, an organization, or an organization unit that is of interest, involved or that provides value directly or indirectly from an enterprise perspective (Enterprise is to be understood here as provider, service provider or operator). Hence the Party plays one or more roles with the enterprise or with another Party playing a role with the enterprise (indirectly). This is introduced to specify that the only party an enterprise would be interested in and will consider in its systems is a party playing a role (directly or indirectly). Roles would be represented by the PartyRole concept. Additional roles will be defined to cover the needs of the new digital ecosystem." Examples of roles played by Parties include those: Of interest, such as competitors, sales prospects Involved, such as customers, users, employees That provides value directly or indirectly, such as service providers, operators, cloud brokers, infrastructure providers, application developers. This Party ABE defines information about companies and people. Implementations of this model are responsible for ensuring that the relevant privacy legislation standards are adhered to in the countries that will use the implementation.</w:t>
+            </w:r>
+          </w:p>
+        </w:tc>
+        <w:tc>
+          <w:tcPr>
+            <w:tcW w:type="dxa" w:w="2059"/>
+          </w:tcPr>
+          <w:p>
+            <w:r/>
+            <w:r>
+              <w:t>PartyRole</w:t>
+            </w:r>
+          </w:p>
+        </w:tc>
+        <w:tc>
+          <w:tcPr>
+            <w:tcW w:type="dxa" w:w="2621"/>
+          </w:tcPr>
+          <w:p>
+            <w:r/>
+            <w:r>
+              <w:t>The part played by a party in a given con text with any characteristics, such as expected pattern of behavior, attributes, and/or associations that it entails. PartyRole should be used in places where the business refers to a Party playing a Role.</w:t>
+            </w:r>
+          </w:p>
+        </w:tc>
+      </w:tr>
+      <w:tr>
+        <w:tc>
+          <w:tcPr>
+            <w:tcW w:type="dxa" w:w="1966"/>
+          </w:tcPr>
+          <w:p>
+            <w:r/>
+            <w:r>
+              <w:t>Party</w:t>
+            </w:r>
+          </w:p>
+        </w:tc>
+        <w:tc>
+          <w:tcPr>
+            <w:tcW w:type="dxa" w:w="2714"/>
+          </w:tcPr>
+          <w:p>
+            <w:r/>
+            <w:r>
+              <w:t>The Party ABE enables defining an individual, an organization, or an organization unit that is of interest, involved or that provides value directly or indirectly from an enterprise perspective (Enterprise is to be understood here as provider, service provider or operator). Hence the Party plays one or more roles with the enterprise or with another Party playing a role with the enterprise (indirectly). This is introduced to specify that the only party an enterprise would be interested in and will consider in its systems is a party playing a role (directly or indirectly). Roles would be represented by the PartyRole concept. Additional roles will be defined to cover the needs of the new digital ecosystem." Examples of roles played by Parties include those: Of interest, such as competitors, sales prospects Involved, such as customers, users, employees That provides value directly or indirectly, such as service providers, operators, cloud brokers, infrastructure providers, application developers. This Party ABE defines information about companies and people. Implementations of this model are responsible for ensuring that the relevant privacy legislation standards are adhered to in the countries that will use the implementation.</w:t>
+            </w:r>
+          </w:p>
+        </w:tc>
+        <w:tc>
+          <w:tcPr>
+            <w:tcW w:type="dxa" w:w="2059"/>
+          </w:tcPr>
+          <w:p>
+            <w:r/>
+            <w:r>
+              <w:t>PartyRoleSpecification</w:t>
+            </w:r>
+          </w:p>
+        </w:tc>
+        <w:tc>
+          <w:tcPr>
+            <w:tcW w:type="dxa" w:w="2621"/>
+          </w:tcPr>
+          <w:p>
+            <w:r/>
+            <w:r>
+              <w:t>The definition of a role a party may play. this is entityone Task</w:t>
+            </w:r>
+          </w:p>
+        </w:tc>
+      </w:tr>
+      <w:tr>
+        <w:tc>
+          <w:tcPr>
+            <w:tcW w:type="dxa" w:w="1966"/>
+          </w:tcPr>
+          <w:p>
+            <w:r/>
+            <w:r>
+              <w:t>Party</w:t>
+            </w:r>
+          </w:p>
+        </w:tc>
+        <w:tc>
+          <w:tcPr>
+            <w:tcW w:type="dxa" w:w="2714"/>
+          </w:tcPr>
+          <w:p>
+            <w:r/>
+            <w:r>
+              <w:t>The Party ABE enables defining an individual, an organization, or an organization unit that is of interest, involved or that provides value directly or indirectly from an enterprise perspective (Enterprise is to be understood here as provider, service provider or operator). Hence the Party plays one or more roles with the enterprise or with another Party playing a role with the enterprise (indirectly). This is introduced to specify that the only party an enterprise would be interested in and will consider in its systems is a party playing a role (directly or indirectly). Roles would be represented by the PartyRole concept. Additional roles will be defined to cover the needs of the new digital ecosystem." Examples of roles played by Parties include those: Of interest, such as competitors, sales prospects Involved, such as customers, users, employees That provides value directly or indirectly, such as service providers, operators, cloud brokers, infrastructure providers, application developers. This Party ABE defines information about companies and people. Implementations of this model are responsible for ensuring that the relevant privacy legislation standards are adhered to in the countries that will use the implementation.</w:t>
+            </w:r>
+          </w:p>
+        </w:tc>
+        <w:tc>
+          <w:tcPr>
+            <w:tcW w:type="dxa" w:w="2059"/>
+          </w:tcPr>
+          <w:p>
+            <w:r/>
+            <w:r>
+              <w:t>Party Organization</w:t>
+            </w:r>
+          </w:p>
+        </w:tc>
+        <w:tc>
+          <w:tcPr>
+            <w:tcW w:type="dxa" w:w="2621"/>
+          </w:tcPr>
+          <w:p>
+            <w:r/>
+            <w:r>
+              <w:t>The Party Organization ABE is used to model Party Organization.</w:t>
+            </w:r>
+          </w:p>
+        </w:tc>
+      </w:tr>
+      <w:tr>
+        <w:tc>
+          <w:tcPr>
+            <w:tcW w:type="dxa" w:w="1966"/>
+          </w:tcPr>
+          <w:p>
+            <w:r/>
+            <w:r>
+              <w:t>Market Sales Party Roles</w:t>
+            </w:r>
+          </w:p>
+        </w:tc>
+        <w:tc>
+          <w:tcPr>
+            <w:tcW w:type="dxa" w:w="2714"/>
+          </w:tcPr>
+          <w:p>
+            <w:r/>
+            <w:r>
+              <w:t>Market Sales Party Roles ABE contains all PartyRoles related to the Market Sales Domain such as MarketingManager, SalesAgent...</w:t>
+            </w:r>
+          </w:p>
+        </w:tc>
+        <w:tc>
+          <w:tcPr>
+            <w:tcW w:type="dxa" w:w="2059"/>
+          </w:tcPr>
+          <w:p>
+            <w:r/>
+            <w:r/>
+          </w:p>
+        </w:tc>
+        <w:tc>
+          <w:tcPr>
+            <w:tcW w:type="dxa" w:w="2621"/>
+          </w:tcPr>
+          <w:p>
+            <w:r/>
+            <w:r>
+              <w:t>*(no description available)*</w:t>
+            </w:r>
+          </w:p>
+        </w:tc>
+      </w:tr>
+      <w:tr>
+        <w:tc>
+          <w:tcPr>
+            <w:tcW w:type="dxa" w:w="1966"/>
+          </w:tcPr>
+          <w:p>
+            <w:r/>
+            <w:r>
+              <w:t>Service Party Roles</w:t>
+            </w:r>
+          </w:p>
+        </w:tc>
+        <w:tc>
+          <w:tcPr>
+            <w:tcW w:type="dxa" w:w="2714"/>
+          </w:tcPr>
+          <w:p>
+            <w:r/>
+            <w:r>
+              <w:t>The Service Party Roles ABE contains all PartyRoles related to the Service Domain such as ServiceManager.</w:t>
+            </w:r>
+          </w:p>
+        </w:tc>
+        <w:tc>
+          <w:tcPr>
+            <w:tcW w:type="dxa" w:w="2059"/>
+          </w:tcPr>
+          <w:p>
+            <w:r/>
+            <w:r/>
+          </w:p>
+        </w:tc>
+        <w:tc>
+          <w:tcPr>
+            <w:tcW w:type="dxa" w:w="2621"/>
+          </w:tcPr>
+          <w:p>
+            <w:r/>
+            <w:r>
+              <w:t>*(no description available)*</w:t>
+            </w:r>
+          </w:p>
+        </w:tc>
+      </w:tr>
+      <w:tr>
+        <w:tc>
+          <w:tcPr>
+            <w:tcW w:type="dxa" w:w="1966"/>
+          </w:tcPr>
+          <w:p>
+            <w:r/>
+            <w:r>
+              <w:t>Resource Party Roles</w:t>
+            </w:r>
+          </w:p>
+        </w:tc>
+        <w:tc>
+          <w:tcPr>
+            <w:tcW w:type="dxa" w:w="2714"/>
+          </w:tcPr>
+          <w:p>
+            <w:r/>
+            <w:r>
+              <w:t>Resource Party Roles ABE contains all PartyRoles related to the Resource Domain such as Technician and ResourceManager.</w:t>
+            </w:r>
+          </w:p>
+        </w:tc>
+        <w:tc>
+          <w:tcPr>
+            <w:tcW w:type="dxa" w:w="2059"/>
+          </w:tcPr>
+          <w:p>
+            <w:r/>
+            <w:r/>
+          </w:p>
+        </w:tc>
+        <w:tc>
+          <w:tcPr>
+            <w:tcW w:type="dxa" w:w="2621"/>
+          </w:tcPr>
+          <w:p>
+            <w:r/>
+            <w:r>
+              <w:t>*(no description available)*</w:t>
+            </w:r>
+          </w:p>
+        </w:tc>
+      </w:tr>
+    </w:tbl>
+    <w:p/>
+    <w:p>
+      <w:pPr>
+        <w:pStyle w:val="Heading2"/>
+      </w:pPr>
+      <w:r>
         <w:t>Functional Framework Functions</w:t>
       </w:r>
     </w:p>
@@ -860,20 +860,6 @@
               <w:rPr>
                 <w:b/>
               </w:rPr>
-              <w:t>Function Description</w:t>
-            </w:r>
-          </w:p>
-        </w:tc>
-        <w:tc>
-          <w:tcPr>
-            <w:tcW w:type="dxa" w:w="2059"/>
-          </w:tcPr>
-          <w:p>
-            <w:r/>
-            <w:r>
-              <w:rPr>
-                <w:b/>
-              </w:rPr>
               <w:t>Aggregate Function Level 1</w:t>
             </w:r>
           </w:p>
@@ -892,6 +878,20 @@
             </w:r>
           </w:p>
         </w:tc>
+        <w:tc>
+          <w:tcPr>
+            <w:tcW w:type="dxa" w:w="2059"/>
+          </w:tcPr>
+          <w:p>
+            <w:r/>
+            <w:r>
+              <w:rPr>
+                <w:b/>
+              </w:rPr>
+              <w:t>Function Description</w:t>
+            </w:r>
+          </w:p>
+        </w:tc>
       </w:tr>
       <w:tr>
         <w:tc>
@@ -923,29 +923,29 @@
           <w:p>
             <w:r/>
             <w:r>
+              <w:t>Identification and Permission Management</w:t>
+            </w:r>
+          </w:p>
+        </w:tc>
+        <w:tc>
+          <w:tcPr>
+            <w:tcW w:type="dxa" w:w="2059"/>
+          </w:tcPr>
+          <w:p>
+            <w:r/>
+            <w:r>
+              <w:t>Identification and Authentication</w:t>
+            </w:r>
+          </w:p>
+        </w:tc>
+        <w:tc>
+          <w:tcPr>
+            <w:tcW w:type="dxa" w:w="2059"/>
+          </w:tcPr>
+          <w:p>
+            <w:r/>
+            <w:r>
               <w:t>Single Sign-On Access Control grant access in cooperation with central Authentication and Authorization functions to secure the most updated security.</w:t>
-            </w:r>
-          </w:p>
-        </w:tc>
-        <w:tc>
-          <w:tcPr>
-            <w:tcW w:type="dxa" w:w="2059"/>
-          </w:tcPr>
-          <w:p>
-            <w:r/>
-            <w:r>
-              <w:t>Identification and Permission Management</w:t>
-            </w:r>
-          </w:p>
-        </w:tc>
-        <w:tc>
-          <w:tcPr>
-            <w:tcW w:type="dxa" w:w="2059"/>
-          </w:tcPr>
-          <w:p>
-            <w:r/>
-            <w:r>
-              <w:t>Identification and Authentication</w:t>
             </w:r>
           </w:p>
         </w:tc>
@@ -980,29 +980,29 @@
           <w:p>
             <w:r/>
             <w:r>
+              <w:t>Identification and Permission Management</w:t>
+            </w:r>
+          </w:p>
+        </w:tc>
+        <w:tc>
+          <w:tcPr>
+            <w:tcW w:type="dxa" w:w="2059"/>
+          </w:tcPr>
+          <w:p>
+            <w:r/>
+            <w:r>
+              <w:t>Identification and Authentication</w:t>
+            </w:r>
+          </w:p>
+        </w:tc>
+        <w:tc>
+          <w:tcPr>
+            <w:tcW w:type="dxa" w:w="2059"/>
+          </w:tcPr>
+          <w:p>
+            <w:r/>
+            <w:r>
               <w:t>PKI and Digital Certificates Systems Integration provides integration to Public Key Infrastructure Systems that provides digital certificates, and the support to use public keys and digital certificates.</w:t>
-            </w:r>
-          </w:p>
-        </w:tc>
-        <w:tc>
-          <w:tcPr>
-            <w:tcW w:type="dxa" w:w="2059"/>
-          </w:tcPr>
-          <w:p>
-            <w:r/>
-            <w:r>
-              <w:t>Identification and Permission Management</w:t>
-            </w:r>
-          </w:p>
-        </w:tc>
-        <w:tc>
-          <w:tcPr>
-            <w:tcW w:type="dxa" w:w="2059"/>
-          </w:tcPr>
-          <w:p>
-            <w:r/>
-            <w:r>
-              <w:t>Identification and Authentication</w:t>
             </w:r>
           </w:p>
         </w:tc>
@@ -1037,29 +1037,29 @@
           <w:p>
             <w:r/>
             <w:r>
+              <w:t>Identification and Permission Management</w:t>
+            </w:r>
+          </w:p>
+        </w:tc>
+        <w:tc>
+          <w:tcPr>
+            <w:tcW w:type="dxa" w:w="2059"/>
+          </w:tcPr>
+          <w:p>
+            <w:r/>
+            <w:r>
+              <w:t>Identification and Authentication</w:t>
+            </w:r>
+          </w:p>
+        </w:tc>
+        <w:tc>
+          <w:tcPr>
+            <w:tcW w:type="dxa" w:w="2059"/>
+          </w:tcPr>
+          <w:p>
+            <w:r/>
+            <w:r>
               <w:t>Application Access provides access interfaces with authentication and authorization control for the requests and responses related to the application’s functionality, including event logging and usage statistics.</w:t>
-            </w:r>
-          </w:p>
-        </w:tc>
-        <w:tc>
-          <w:tcPr>
-            <w:tcW w:type="dxa" w:w="2059"/>
-          </w:tcPr>
-          <w:p>
-            <w:r/>
-            <w:r>
-              <w:t>Identification and Permission Management</w:t>
-            </w:r>
-          </w:p>
-        </w:tc>
-        <w:tc>
-          <w:tcPr>
-            <w:tcW w:type="dxa" w:w="2059"/>
-          </w:tcPr>
-          <w:p>
-            <w:r/>
-            <w:r>
-              <w:t>Identification and Authentication</w:t>
             </w:r>
           </w:p>
         </w:tc>
@@ -1094,29 +1094,29 @@
           <w:p>
             <w:r/>
             <w:r>
+              <w:t>Identification and Permission Management</w:t>
+            </w:r>
+          </w:p>
+        </w:tc>
+        <w:tc>
+          <w:tcPr>
+            <w:tcW w:type="dxa" w:w="2059"/>
+          </w:tcPr>
+          <w:p>
+            <w:r/>
+            <w:r>
+              <w:t>Permission Control</w:t>
+            </w:r>
+          </w:p>
+        </w:tc>
+        <w:tc>
+          <w:tcPr>
+            <w:tcW w:type="dxa" w:w="2059"/>
+          </w:tcPr>
+          <w:p>
+            <w:r/>
+            <w:r>
               <w:t>Building Access Control checks, stops or allows physical access to facilities according to access roles and rules.</w:t>
-            </w:r>
-          </w:p>
-        </w:tc>
-        <w:tc>
-          <w:tcPr>
-            <w:tcW w:type="dxa" w:w="2059"/>
-          </w:tcPr>
-          <w:p>
-            <w:r/>
-            <w:r>
-              <w:t>Identification and Permission Management</w:t>
-            </w:r>
-          </w:p>
-        </w:tc>
-        <w:tc>
-          <w:tcPr>
-            <w:tcW w:type="dxa" w:w="2059"/>
-          </w:tcPr>
-          <w:p>
-            <w:r/>
-            <w:r>
-              <w:t>Permission Control</w:t>
             </w:r>
           </w:p>
         </w:tc>
@@ -1151,29 +1151,29 @@
           <w:p>
             <w:r/>
             <w:r>
+              <w:t>Identification and Permission Management</w:t>
+            </w:r>
+          </w:p>
+        </w:tc>
+        <w:tc>
+          <w:tcPr>
+            <w:tcW w:type="dxa" w:w="2059"/>
+          </w:tcPr>
+          <w:p>
+            <w:r/>
+            <w:r>
+              <w:t>Permission Control</w:t>
+            </w:r>
+          </w:p>
+        </w:tc>
+        <w:tc>
+          <w:tcPr>
+            <w:tcW w:type="dxa" w:w="2059"/>
+          </w:tcPr>
+          <w:p>
+            <w:r/>
+            <w:r>
               <w:t>Authorization Control Management sets and administrates the Role and Rule based access to functions.</w:t>
-            </w:r>
-          </w:p>
-        </w:tc>
-        <w:tc>
-          <w:tcPr>
-            <w:tcW w:type="dxa" w:w="2059"/>
-          </w:tcPr>
-          <w:p>
-            <w:r/>
-            <w:r>
-              <w:t>Identification and Permission Management</w:t>
-            </w:r>
-          </w:p>
-        </w:tc>
-        <w:tc>
-          <w:tcPr>
-            <w:tcW w:type="dxa" w:w="2059"/>
-          </w:tcPr>
-          <w:p>
-            <w:r/>
-            <w:r>
-              <w:t>Permission Control</w:t>
             </w:r>
           </w:p>
         </w:tc>
@@ -1208,29 +1208,29 @@
           <w:p>
             <w:r/>
             <w:r>
+              <w:t>Identification and Permission Management</w:t>
+            </w:r>
+          </w:p>
+        </w:tc>
+        <w:tc>
+          <w:tcPr>
+            <w:tcW w:type="dxa" w:w="2059"/>
+          </w:tcPr>
+          <w:p>
+            <w:r/>
+            <w:r>
+              <w:t>Permission Definition</w:t>
+            </w:r>
+          </w:p>
+        </w:tc>
+        <w:tc>
+          <w:tcPr>
+            <w:tcW w:type="dxa" w:w="2059"/>
+          </w:tcPr>
+          <w:p>
+            <w:r/>
+            <w:r>
               <w:t>Application Security Management administrates the roles and rules that applies to getting the right to use an application.</w:t>
-            </w:r>
-          </w:p>
-        </w:tc>
-        <w:tc>
-          <w:tcPr>
-            <w:tcW w:type="dxa" w:w="2059"/>
-          </w:tcPr>
-          <w:p>
-            <w:r/>
-            <w:r>
-              <w:t>Identification and Permission Management</w:t>
-            </w:r>
-          </w:p>
-        </w:tc>
-        <w:tc>
-          <w:tcPr>
-            <w:tcW w:type="dxa" w:w="2059"/>
-          </w:tcPr>
-          <w:p>
-            <w:r/>
-            <w:r>
-              <w:t>Permission Definition</w:t>
             </w:r>
           </w:p>
         </w:tc>
@@ -1265,29 +1265,29 @@
           <w:p>
             <w:r/>
             <w:r>
+              <w:t>Identification and Permission Management</w:t>
+            </w:r>
+          </w:p>
+        </w:tc>
+        <w:tc>
+          <w:tcPr>
+            <w:tcW w:type="dxa" w:w="2059"/>
+          </w:tcPr>
+          <w:p>
+            <w:r/>
+            <w:r>
+              <w:t>Digital Identity Management</w:t>
+            </w:r>
+          </w:p>
+        </w:tc>
+        <w:tc>
+          <w:tcPr>
+            <w:tcW w:type="dxa" w:w="2059"/>
+          </w:tcPr>
+          <w:p>
+            <w:r/>
+            <w:r>
               <w:t>Anonymous User Account Creation provides account creation for anonymous user account, either through external customer self empowered fulfillment function or internal customer support access.</w:t>
-            </w:r>
-          </w:p>
-        </w:tc>
-        <w:tc>
-          <w:tcPr>
-            <w:tcW w:type="dxa" w:w="2059"/>
-          </w:tcPr>
-          <w:p>
-            <w:r/>
-            <w:r>
-              <w:t>Identification and Permission Management</w:t>
-            </w:r>
-          </w:p>
-        </w:tc>
-        <w:tc>
-          <w:tcPr>
-            <w:tcW w:type="dxa" w:w="2059"/>
-          </w:tcPr>
-          <w:p>
-            <w:r/>
-            <w:r>
-              <w:t>Digital Identity Management</w:t>
             </w:r>
           </w:p>
         </w:tc>
@@ -1322,29 +1322,29 @@
           <w:p>
             <w:r/>
             <w:r>
+              <w:t>Identification and Permission Management</w:t>
+            </w:r>
+          </w:p>
+        </w:tc>
+        <w:tc>
+          <w:tcPr>
+            <w:tcW w:type="dxa" w:w="2059"/>
+          </w:tcPr>
+          <w:p>
+            <w:r/>
+            <w:r>
+              <w:t>Role and Permission Assignment / Configuration</w:t>
+            </w:r>
+          </w:p>
+        </w:tc>
+        <w:tc>
+          <w:tcPr>
+            <w:tcW w:type="dxa" w:w="2059"/>
+          </w:tcPr>
+          <w:p>
+            <w:r/>
+            <w:r>
               <w:t>Party Role Assignment Function consists in assigning a party role to a person according to a type of role such as Customer or Payer. Sometimes a party role might be not played by a Party when unknown. For example, we might not know the Party that uses a mail box.</w:t>
-            </w:r>
-          </w:p>
-        </w:tc>
-        <w:tc>
-          <w:tcPr>
-            <w:tcW w:type="dxa" w:w="2059"/>
-          </w:tcPr>
-          <w:p>
-            <w:r/>
-            <w:r>
-              <w:t>Identification and Permission Management</w:t>
-            </w:r>
-          </w:p>
-        </w:tc>
-        <w:tc>
-          <w:tcPr>
-            <w:tcW w:type="dxa" w:w="2059"/>
-          </w:tcPr>
-          <w:p>
-            <w:r/>
-            <w:r>
-              <w:t>Role and Permission Assignment / Configuration</w:t>
             </w:r>
           </w:p>
         </w:tc>
@@ -1379,29 +1379,29 @@
           <w:p>
             <w:r/>
             <w:r>
+              <w:t>Identification and Permission Management</w:t>
+            </w:r>
+          </w:p>
+        </w:tc>
+        <w:tc>
+          <w:tcPr>
+            <w:tcW w:type="dxa" w:w="2059"/>
+          </w:tcPr>
+          <w:p>
+            <w:r/>
+            <w:r>
+              <w:t>Role and Permission Assignment / Configuration</w:t>
+            </w:r>
+          </w:p>
+        </w:tc>
+        <w:tc>
+          <w:tcPr>
+            <w:tcW w:type="dxa" w:w="2059"/>
+          </w:tcPr>
+          <w:p>
+            <w:r/>
+            <w:r>
               <w:t>Permission Perimeter Configuration Function consists in specifying on which perimeter the permission carried by the Party Role applies on. A perimeter defines: - either an object or a set of objects such as a Product, a Billing Account, etc. - or using selection criteria to identify objects on which permission applies such as geographical area where the Distributor has right to sell.</w:t>
-            </w:r>
-          </w:p>
-        </w:tc>
-        <w:tc>
-          <w:tcPr>
-            <w:tcW w:type="dxa" w:w="2059"/>
-          </w:tcPr>
-          <w:p>
-            <w:r/>
-            <w:r>
-              <w:t>Identification and Permission Management</w:t>
-            </w:r>
-          </w:p>
-        </w:tc>
-        <w:tc>
-          <w:tcPr>
-            <w:tcW w:type="dxa" w:w="2059"/>
-          </w:tcPr>
-          <w:p>
-            <w:r/>
-            <w:r>
-              <w:t>Role and Permission Assignment / Configuration</w:t>
             </w:r>
           </w:p>
         </w:tc>
@@ -1542,7 +1542,7 @@
         </w:tc>
         <w:tc>
           <w:tcPr>
-            <w:tcW w:type="dxa" w:w="2621"/>
+            <w:tcW w:type="dxa" w:w="2153"/>
           </w:tcPr>
           <w:p>
             <w:r/>
@@ -1556,7 +1556,7 @@
         </w:tc>
         <w:tc>
           <w:tcPr>
-            <w:tcW w:type="dxa" w:w="1778"/>
+            <w:tcW w:type="dxa" w:w="1591"/>
           </w:tcPr>
           <w:p>
             <w:r/>
@@ -1570,7 +1570,7 @@
         </w:tc>
         <w:tc>
           <w:tcPr>
-            <w:tcW w:type="dxa" w:w="1310"/>
+            <w:tcW w:type="dxa" w:w="1217"/>
           </w:tcPr>
           <w:p>
             <w:r/>
@@ -1584,7 +1584,7 @@
         </w:tc>
         <w:tc>
           <w:tcPr>
-            <w:tcW w:type="dxa" w:w="1310"/>
+            <w:tcW w:type="dxa" w:w="1123"/>
           </w:tcPr>
           <w:p>
             <w:r/>
@@ -1598,7 +1598,7 @@
         </w:tc>
         <w:tc>
           <w:tcPr>
-            <w:tcW w:type="dxa" w:w="1310"/>
+            <w:tcW w:type="dxa" w:w="2246"/>
           </w:tcPr>
           <w:p>
             <w:r/>
@@ -1625,7 +1625,7 @@
         </w:tc>
         <w:tc>
           <w:tcPr>
-            <w:tcW w:type="dxa" w:w="2621"/>
+            <w:tcW w:type="dxa" w:w="2153"/>
           </w:tcPr>
           <w:p>
             <w:r/>
@@ -1636,7 +1636,7 @@
         </w:tc>
         <w:tc>
           <w:tcPr>
-            <w:tcW w:type="dxa" w:w="1778"/>
+            <w:tcW w:type="dxa" w:w="1591"/>
           </w:tcPr>
           <w:p>
             <w:r/>
@@ -1647,7 +1647,7 @@
         </w:tc>
         <w:tc>
           <w:tcPr>
-            <w:tcW w:type="dxa" w:w="1310"/>
+            <w:tcW w:type="dxa" w:w="1217"/>
           </w:tcPr>
           <w:p>
             <w:r/>
@@ -1658,53 +1658,23 @@
         </w:tc>
         <w:tc>
           <w:tcPr>
-            <w:tcW w:type="dxa" w:w="1310"/>
+            <w:tcW w:type="dxa" w:w="1123"/>
           </w:tcPr>
           <w:p>
             <w:r/>
             <w:r>
               <w:t>permission</w:t>
             </w:r>
-            <w:r>
-              <w:br/>
-            </w:r>
-            <w:r>
-              <w:t>userRole</w:t>
-            </w:r>
-          </w:p>
-        </w:tc>
-        <w:tc>
-          <w:tcPr>
-            <w:tcW w:type="dxa" w:w="1310"/>
-          </w:tcPr>
-          <w:p>
-            <w:r/>
-            <w:r>
-              <w:t>GET</w:t>
-            </w:r>
-            <w:r>
-              <w:br/>
-            </w:r>
-            <w:r>
-              <w:t>GET /id</w:t>
-            </w:r>
-            <w:r>
-              <w:br/>
-            </w:r>
-            <w:r>
-              <w:t>POST</w:t>
-            </w:r>
-            <w:r>
-              <w:br/>
-            </w:r>
-            <w:r>
-              <w:t>PATCH /id</w:t>
-            </w:r>
-            <w:r>
-              <w:br/>
-            </w:r>
-            <w:r>
-              <w:t>DELETE /id</w:t>
+          </w:p>
+        </w:tc>
+        <w:tc>
+          <w:tcPr>
+            <w:tcW w:type="dxa" w:w="2246"/>
+          </w:tcPr>
+          <w:p>
+            <w:r/>
+            <w:r>
+              <w:t>GET, GET /id, POST, PATCH /id, DELETE /id</w:t>
             </w:r>
           </w:p>
         </w:tc>
@@ -1717,24 +1687,24 @@
           <w:p>
             <w:r/>
             <w:r>
-              <w:t>TMF669</w:t>
-            </w:r>
-          </w:p>
-        </w:tc>
-        <w:tc>
-          <w:tcPr>
-            <w:tcW w:type="dxa" w:w="2621"/>
-          </w:tcPr>
-          <w:p>
-            <w:r/>
-            <w:r>
-              <w:t>Party Role Management API</w:t>
-            </w:r>
-          </w:p>
-        </w:tc>
-        <w:tc>
-          <w:tcPr>
-            <w:tcW w:type="dxa" w:w="1778"/>
+              <w:t>TMF672</w:t>
+            </w:r>
+          </w:p>
+        </w:tc>
+        <w:tc>
+          <w:tcPr>
+            <w:tcW w:type="dxa" w:w="2153"/>
+          </w:tcPr>
+          <w:p>
+            <w:r/>
+            <w:r>
+              <w:t>User Role Permission Management API</w:t>
+            </w:r>
+          </w:p>
+        </w:tc>
+        <w:tc>
+          <w:tcPr>
+            <w:tcW w:type="dxa" w:w="1591"/>
           </w:tcPr>
           <w:p>
             <w:r/>
@@ -1745,58 +1715,34 @@
         </w:tc>
         <w:tc>
           <w:tcPr>
-            <w:tcW w:type="dxa" w:w="1310"/>
-          </w:tcPr>
-          <w:p>
-            <w:r/>
-            <w:r>
-              <w:t>5</w:t>
-            </w:r>
-          </w:p>
-        </w:tc>
-        <w:tc>
-          <w:tcPr>
-            <w:tcW w:type="dxa" w:w="1310"/>
-          </w:tcPr>
-          <w:p>
-            <w:r/>
-            <w:r>
-              <w:t>partyRole</w:t>
-            </w:r>
-          </w:p>
-        </w:tc>
-        <w:tc>
-          <w:tcPr>
-            <w:tcW w:type="dxa" w:w="1310"/>
-          </w:tcPr>
-          <w:p>
-            <w:r/>
-            <w:r>
-              <w:t>GET</w:t>
-            </w:r>
-            <w:r>
-              <w:br/>
-            </w:r>
-            <w:r>
-              <w:t>GET /id</w:t>
-            </w:r>
-            <w:r>
-              <w:br/>
-            </w:r>
-            <w:r>
-              <w:t>POST</w:t>
-            </w:r>
-            <w:r>
-              <w:br/>
-            </w:r>
-            <w:r>
-              <w:t>PATCH /id</w:t>
-            </w:r>
-            <w:r>
-              <w:br/>
-            </w:r>
-            <w:r>
-              <w:t>DELETE /id</w:t>
+            <w:tcW w:type="dxa" w:w="1217"/>
+          </w:tcPr>
+          <w:p>
+            <w:r/>
+            <w:r>
+              <w:t>4</w:t>
+            </w:r>
+          </w:p>
+        </w:tc>
+        <w:tc>
+          <w:tcPr>
+            <w:tcW w:type="dxa" w:w="1123"/>
+          </w:tcPr>
+          <w:p>
+            <w:r/>
+            <w:r>
+              <w:t>userRole</w:t>
+            </w:r>
+          </w:p>
+        </w:tc>
+        <w:tc>
+          <w:tcPr>
+            <w:tcW w:type="dxa" w:w="2246"/>
+          </w:tcPr>
+          <w:p>
+            <w:r/>
+            <w:r>
+              <w:t>GET, GET /id, POST, PATCH /id, DELETE /id</w:t>
             </w:r>
           </w:p>
         </w:tc>
@@ -1815,7 +1761,7 @@
         </w:tc>
         <w:tc>
           <w:tcPr>
-            <w:tcW w:type="dxa" w:w="2621"/>
+            <w:tcW w:type="dxa" w:w="2153"/>
           </w:tcPr>
           <w:p>
             <w:r/>
@@ -1826,7 +1772,7 @@
         </w:tc>
         <w:tc>
           <w:tcPr>
-            <w:tcW w:type="dxa" w:w="1778"/>
+            <w:tcW w:type="dxa" w:w="1591"/>
           </w:tcPr>
           <w:p>
             <w:r/>
@@ -1837,7 +1783,75 @@
         </w:tc>
         <w:tc>
           <w:tcPr>
-            <w:tcW w:type="dxa" w:w="1310"/>
+            <w:tcW w:type="dxa" w:w="1217"/>
+          </w:tcPr>
+          <w:p>
+            <w:r/>
+            <w:r>
+              <w:t>5</w:t>
+            </w:r>
+          </w:p>
+        </w:tc>
+        <w:tc>
+          <w:tcPr>
+            <w:tcW w:type="dxa" w:w="1123"/>
+          </w:tcPr>
+          <w:p>
+            <w:r/>
+            <w:r>
+              <w:t>partyRole</w:t>
+            </w:r>
+          </w:p>
+        </w:tc>
+        <w:tc>
+          <w:tcPr>
+            <w:tcW w:type="dxa" w:w="2246"/>
+          </w:tcPr>
+          <w:p>
+            <w:r/>
+            <w:r>
+              <w:t>GET, GET /id, POST, PATCH /id, DELETE /id</w:t>
+            </w:r>
+          </w:p>
+        </w:tc>
+      </w:tr>
+      <w:tr>
+        <w:tc>
+          <w:tcPr>
+            <w:tcW w:type="dxa" w:w="1030"/>
+          </w:tcPr>
+          <w:p>
+            <w:r/>
+            <w:r>
+              <w:t>TMF669</w:t>
+            </w:r>
+          </w:p>
+        </w:tc>
+        <w:tc>
+          <w:tcPr>
+            <w:tcW w:type="dxa" w:w="2153"/>
+          </w:tcPr>
+          <w:p>
+            <w:r/>
+            <w:r>
+              <w:t>Party Role Management API</w:t>
+            </w:r>
+          </w:p>
+        </w:tc>
+        <w:tc>
+          <w:tcPr>
+            <w:tcW w:type="dxa" w:w="1591"/>
+          </w:tcPr>
+          <w:p>
+            <w:r/>
+            <w:r>
+              <w:t>Mandatory</w:t>
+            </w:r>
+          </w:p>
+        </w:tc>
+        <w:tc>
+          <w:tcPr>
+            <w:tcW w:type="dxa" w:w="1217"/>
           </w:tcPr>
           <w:p>
             <w:r/>
@@ -1848,7 +1862,7 @@
         </w:tc>
         <w:tc>
           <w:tcPr>
-            <w:tcW w:type="dxa" w:w="1310"/>
+            <w:tcW w:type="dxa" w:w="1123"/>
           </w:tcPr>
           <w:p>
             <w:r/>
@@ -1859,36 +1873,12 @@
         </w:tc>
         <w:tc>
           <w:tcPr>
-            <w:tcW w:type="dxa" w:w="1310"/>
-          </w:tcPr>
-          <w:p>
-            <w:r/>
-            <w:r>
-              <w:t>GET</w:t>
-            </w:r>
-            <w:r>
-              <w:br/>
-            </w:r>
-            <w:r>
-              <w:t>GET /id</w:t>
-            </w:r>
-            <w:r>
-              <w:br/>
-            </w:r>
-            <w:r>
-              <w:t>POST</w:t>
-            </w:r>
-            <w:r>
-              <w:br/>
-            </w:r>
-            <w:r>
-              <w:t>PATCH /id</w:t>
-            </w:r>
-            <w:r>
-              <w:br/>
-            </w:r>
-            <w:r>
-              <w:t>DELETE /id</w:t>
+            <w:tcW w:type="dxa" w:w="2246"/>
+          </w:tcPr>
+          <w:p>
+            <w:r/>
+            <w:r>
+              <w:t>GET, GET /id, POST, PATCH /id, DELETE /id</w:t>
             </w:r>
           </w:p>
         </w:tc>
@@ -1976,7 +1966,7 @@
         </w:trPr>
         <w:tc>
           <w:tcPr>
-            <w:tcW w:type="dxa" w:w="1123"/>
+            <w:tcW w:type="dxa" w:w="1030"/>
           </w:tcPr>
           <w:p>
             <w:r/>
@@ -1990,7 +1980,7 @@
         </w:tc>
         <w:tc>
           <w:tcPr>
-            <w:tcW w:type="dxa" w:w="2246"/>
+            <w:tcW w:type="dxa" w:w="1778"/>
           </w:tcPr>
           <w:p>
             <w:r/>
@@ -2004,7 +1994,7 @@
         </w:tc>
         <w:tc>
           <w:tcPr>
-            <w:tcW w:type="dxa" w:w="1404"/>
+            <w:tcW w:type="dxa" w:w="1310"/>
           </w:tcPr>
           <w:p>
             <w:r/>
@@ -2018,7 +2008,7 @@
         </w:tc>
         <w:tc>
           <w:tcPr>
-            <w:tcW w:type="dxa" w:w="1872"/>
+            <w:tcW w:type="dxa" w:w="1778"/>
           </w:tcPr>
           <w:p>
             <w:r/>
@@ -2046,7 +2036,7 @@
         </w:tc>
         <w:tc>
           <w:tcPr>
-            <w:tcW w:type="dxa" w:w="1310"/>
+            <w:tcW w:type="dxa" w:w="2059"/>
           </w:tcPr>
           <w:p>
             <w:r/>
@@ -2062,7 +2052,7 @@
       <w:tr>
         <w:tc>
           <w:tcPr>
-            <w:tcW w:type="dxa" w:w="1123"/>
+            <w:tcW w:type="dxa" w:w="1030"/>
           </w:tcPr>
           <w:p>
             <w:r/>
@@ -2073,7 +2063,7 @@
         </w:tc>
         <w:tc>
           <w:tcPr>
-            <w:tcW w:type="dxa" w:w="2246"/>
+            <w:tcW w:type="dxa" w:w="1778"/>
           </w:tcPr>
           <w:p>
             <w:r/>
@@ -2084,57 +2074,45 @@
         </w:tc>
         <w:tc>
           <w:tcPr>
+            <w:tcW w:type="dxa" w:w="1310"/>
+          </w:tcPr>
+          <w:p>
+            <w:r/>
+            <w:r>
+              <w:t>5</w:t>
+            </w:r>
+          </w:p>
+        </w:tc>
+        <w:tc>
+          <w:tcPr>
+            <w:tcW w:type="dxa" w:w="1778"/>
+          </w:tcPr>
+          <w:p>
+            <w:r/>
+            <w:r>
+              <w:t>Mandatory</w:t>
+            </w:r>
+          </w:p>
+        </w:tc>
+        <w:tc>
+          <w:tcPr>
             <w:tcW w:type="dxa" w:w="1404"/>
           </w:tcPr>
           <w:p>
             <w:r/>
             <w:r>
-              <w:t>5</w:t>
-            </w:r>
-          </w:p>
-        </w:tc>
-        <w:tc>
-          <w:tcPr>
-            <w:tcW w:type="dxa" w:w="1872"/>
-          </w:tcPr>
-          <w:p>
-            <w:r/>
-            <w:r>
-              <w:t>Mandatory</w:t>
-            </w:r>
-          </w:p>
-        </w:tc>
-        <w:tc>
-          <w:tcPr>
-            <w:tcW w:type="dxa" w:w="1404"/>
-          </w:tcPr>
-          <w:p>
-            <w:r/>
-            <w:r>
               <w:t>individual</w:t>
             </w:r>
-            <w:r>
-              <w:br/>
-            </w:r>
-            <w:r>
-              <w:t>organization</w:t>
-            </w:r>
-          </w:p>
-        </w:tc>
-        <w:tc>
-          <w:tcPr>
-            <w:tcW w:type="dxa" w:w="1310"/>
-          </w:tcPr>
-          <w:p>
-            <w:r/>
-            <w:r>
-              <w:t>GET</w:t>
-            </w:r>
-            <w:r>
-              <w:br/>
-            </w:r>
-            <w:r>
-              <w:t>GET /id</w:t>
+          </w:p>
+        </w:tc>
+        <w:tc>
+          <w:tcPr>
+            <w:tcW w:type="dxa" w:w="2059"/>
+          </w:tcPr>
+          <w:p>
+            <w:r/>
+            <w:r>
+              <w:t>GET, GET /id</w:t>
             </w:r>
           </w:p>
         </w:tc>
@@ -2142,7 +2120,7 @@
       <w:tr>
         <w:tc>
           <w:tcPr>
-            <w:tcW w:type="dxa" w:w="1123"/>
+            <w:tcW w:type="dxa" w:w="1030"/>
           </w:tcPr>
           <w:p>
             <w:r/>
@@ -2153,7 +2131,7 @@
         </w:tc>
         <w:tc>
           <w:tcPr>
-            <w:tcW w:type="dxa" w:w="2246"/>
+            <w:tcW w:type="dxa" w:w="1778"/>
           </w:tcPr>
           <w:p>
             <w:r/>
@@ -2164,57 +2142,45 @@
         </w:tc>
         <w:tc>
           <w:tcPr>
+            <w:tcW w:type="dxa" w:w="1310"/>
+          </w:tcPr>
+          <w:p>
+            <w:r/>
+            <w:r>
+              <w:t>5</w:t>
+            </w:r>
+          </w:p>
+        </w:tc>
+        <w:tc>
+          <w:tcPr>
+            <w:tcW w:type="dxa" w:w="1778"/>
+          </w:tcPr>
+          <w:p>
+            <w:r/>
+            <w:r>
+              <w:t>Mandatory</w:t>
+            </w:r>
+          </w:p>
+        </w:tc>
+        <w:tc>
+          <w:tcPr>
             <w:tcW w:type="dxa" w:w="1404"/>
           </w:tcPr>
           <w:p>
             <w:r/>
             <w:r>
-              <w:t>4</w:t>
-            </w:r>
-          </w:p>
-        </w:tc>
-        <w:tc>
-          <w:tcPr>
-            <w:tcW w:type="dxa" w:w="1872"/>
-          </w:tcPr>
-          <w:p>
-            <w:r/>
-            <w:r>
-              <w:t>Mandatory</w:t>
-            </w:r>
-          </w:p>
-        </w:tc>
-        <w:tc>
-          <w:tcPr>
-            <w:tcW w:type="dxa" w:w="1404"/>
-          </w:tcPr>
-          <w:p>
-            <w:r/>
-            <w:r>
-              <w:t>individual</w:t>
-            </w:r>
-            <w:r>
-              <w:br/>
-            </w:r>
-            <w:r>
               <w:t>organization</w:t>
             </w:r>
           </w:p>
         </w:tc>
         <w:tc>
           <w:tcPr>
-            <w:tcW w:type="dxa" w:w="1310"/>
-          </w:tcPr>
-          <w:p>
-            <w:r/>
-            <w:r>
-              <w:t>GET</w:t>
-            </w:r>
-            <w:r>
-              <w:br/>
-            </w:r>
-            <w:r>
-              <w:t>GET /id</w:t>
+            <w:tcW w:type="dxa" w:w="2059"/>
+          </w:tcPr>
+          <w:p>
+            <w:r/>
+            <w:r>
+              <w:t>GET, GET /id</w:t>
             </w:r>
           </w:p>
         </w:tc>
@@ -2222,7 +2188,143 @@
       <w:tr>
         <w:tc>
           <w:tcPr>
-            <w:tcW w:type="dxa" w:w="1123"/>
+            <w:tcW w:type="dxa" w:w="1030"/>
+          </w:tcPr>
+          <w:p>
+            <w:r/>
+            <w:r>
+              <w:t>TMF632</w:t>
+            </w:r>
+          </w:p>
+        </w:tc>
+        <w:tc>
+          <w:tcPr>
+            <w:tcW w:type="dxa" w:w="1778"/>
+          </w:tcPr>
+          <w:p>
+            <w:r/>
+            <w:r>
+              <w:t>Party Management API</w:t>
+            </w:r>
+          </w:p>
+        </w:tc>
+        <w:tc>
+          <w:tcPr>
+            <w:tcW w:type="dxa" w:w="1310"/>
+          </w:tcPr>
+          <w:p>
+            <w:r/>
+            <w:r>
+              <w:t>4</w:t>
+            </w:r>
+          </w:p>
+        </w:tc>
+        <w:tc>
+          <w:tcPr>
+            <w:tcW w:type="dxa" w:w="1778"/>
+          </w:tcPr>
+          <w:p>
+            <w:r/>
+            <w:r>
+              <w:t>Mandatory</w:t>
+            </w:r>
+          </w:p>
+        </w:tc>
+        <w:tc>
+          <w:tcPr>
+            <w:tcW w:type="dxa" w:w="1404"/>
+          </w:tcPr>
+          <w:p>
+            <w:r/>
+            <w:r>
+              <w:t>individual</w:t>
+            </w:r>
+          </w:p>
+        </w:tc>
+        <w:tc>
+          <w:tcPr>
+            <w:tcW w:type="dxa" w:w="2059"/>
+          </w:tcPr>
+          <w:p>
+            <w:r/>
+            <w:r>
+              <w:t>GET, GET /id</w:t>
+            </w:r>
+          </w:p>
+        </w:tc>
+      </w:tr>
+      <w:tr>
+        <w:tc>
+          <w:tcPr>
+            <w:tcW w:type="dxa" w:w="1030"/>
+          </w:tcPr>
+          <w:p>
+            <w:r/>
+            <w:r>
+              <w:t>TMF632</w:t>
+            </w:r>
+          </w:p>
+        </w:tc>
+        <w:tc>
+          <w:tcPr>
+            <w:tcW w:type="dxa" w:w="1778"/>
+          </w:tcPr>
+          <w:p>
+            <w:r/>
+            <w:r>
+              <w:t>Party Management API</w:t>
+            </w:r>
+          </w:p>
+        </w:tc>
+        <w:tc>
+          <w:tcPr>
+            <w:tcW w:type="dxa" w:w="1310"/>
+          </w:tcPr>
+          <w:p>
+            <w:r/>
+            <w:r>
+              <w:t>4</w:t>
+            </w:r>
+          </w:p>
+        </w:tc>
+        <w:tc>
+          <w:tcPr>
+            <w:tcW w:type="dxa" w:w="1778"/>
+          </w:tcPr>
+          <w:p>
+            <w:r/>
+            <w:r>
+              <w:t>Mandatory</w:t>
+            </w:r>
+          </w:p>
+        </w:tc>
+        <w:tc>
+          <w:tcPr>
+            <w:tcW w:type="dxa" w:w="1404"/>
+          </w:tcPr>
+          <w:p>
+            <w:r/>
+            <w:r>
+              <w:t>organization</w:t>
+            </w:r>
+          </w:p>
+        </w:tc>
+        <w:tc>
+          <w:tcPr>
+            <w:tcW w:type="dxa" w:w="2059"/>
+          </w:tcPr>
+          <w:p>
+            <w:r/>
+            <w:r>
+              <w:t>GET, GET /id</w:t>
+            </w:r>
+          </w:p>
+        </w:tc>
+      </w:tr>
+      <w:tr>
+        <w:tc>
+          <w:tcPr>
+            <w:tcW w:type="dxa" w:w="1030"/>
           </w:tcPr>
           <w:p>
             <w:r/>
@@ -2233,12 +2335,34 @@
         </w:tc>
         <w:tc>
           <w:tcPr>
-            <w:tcW w:type="dxa" w:w="2246"/>
-          </w:tcPr>
-          <w:p>
-            <w:r/>
-            <w:r>
-              <w:t>Process Flow Management API</w:t>
+            <w:tcW w:type="dxa" w:w="1778"/>
+          </w:tcPr>
+          <w:p>
+            <w:r/>
+            <w:r>
+              <w:t>UNRESOLVED-TMF701</w:t>
+            </w:r>
+          </w:p>
+        </w:tc>
+        <w:tc>
+          <w:tcPr>
+            <w:tcW w:type="dxa" w:w="1310"/>
+          </w:tcPr>
+          <w:p>
+            <w:r/>
+            <w:r>
+              <w:t>4</w:t>
+            </w:r>
+          </w:p>
+        </w:tc>
+        <w:tc>
+          <w:tcPr>
+            <w:tcW w:type="dxa" w:w="1778"/>
+          </w:tcPr>
+          <w:p>
+            <w:r/>
+            <w:r>
+              <w:t>Optional</w:t>
             </w:r>
           </w:p>
         </w:tc>
@@ -2249,13 +2373,59 @@
           <w:p>
             <w:r/>
             <w:r>
+              <w:t>processFlow</w:t>
+            </w:r>
+          </w:p>
+        </w:tc>
+        <w:tc>
+          <w:tcPr>
+            <w:tcW w:type="dxa" w:w="2059"/>
+          </w:tcPr>
+          <w:p>
+            <w:r/>
+            <w:r>
+              <w:t>POST, GET, GET /id, DELETE</w:t>
+            </w:r>
+          </w:p>
+        </w:tc>
+      </w:tr>
+      <w:tr>
+        <w:tc>
+          <w:tcPr>
+            <w:tcW w:type="dxa" w:w="1030"/>
+          </w:tcPr>
+          <w:p>
+            <w:r/>
+            <w:r>
+              <w:t>TMF701</w:t>
+            </w:r>
+          </w:p>
+        </w:tc>
+        <w:tc>
+          <w:tcPr>
+            <w:tcW w:type="dxa" w:w="1778"/>
+          </w:tcPr>
+          <w:p>
+            <w:r/>
+            <w:r>
+              <w:t>UNRESOLVED-TMF701</w:t>
+            </w:r>
+          </w:p>
+        </w:tc>
+        <w:tc>
+          <w:tcPr>
+            <w:tcW w:type="dxa" w:w="1310"/>
+          </w:tcPr>
+          <w:p>
+            <w:r/>
+            <w:r>
               <w:t>4</w:t>
             </w:r>
           </w:p>
         </w:tc>
         <w:tc>
           <w:tcPr>
-            <w:tcW w:type="dxa" w:w="1872"/>
+            <w:tcW w:type="dxa" w:w="1778"/>
           </w:tcPr>
           <w:p>
             <w:r/>
@@ -2271,48 +2441,18 @@
           <w:p>
             <w:r/>
             <w:r>
-              <w:t>processFlow</w:t>
-            </w:r>
-            <w:r>
-              <w:br/>
-            </w:r>
-            <w:r>
               <w:t>taskFlow</w:t>
             </w:r>
           </w:p>
         </w:tc>
         <w:tc>
           <w:tcPr>
-            <w:tcW w:type="dxa" w:w="1310"/>
-          </w:tcPr>
-          <w:p>
-            <w:r/>
-            <w:r>
-              <w:t>POST</w:t>
-            </w:r>
-            <w:r>
-              <w:br/>
-            </w:r>
-            <w:r>
-              <w:t>GET</w:t>
-            </w:r>
-            <w:r>
-              <w:br/>
-            </w:r>
-            <w:r>
-              <w:t>GET /id</w:t>
-            </w:r>
-            <w:r>
-              <w:br/>
-            </w:r>
-            <w:r>
-              <w:t>DELETE</w:t>
-            </w:r>
-            <w:r>
-              <w:br/>
-            </w:r>
-            <w:r>
-              <w:t>PATCH</w:t>
+            <w:tcW w:type="dxa" w:w="2059"/>
+          </w:tcPr>
+          <w:p>
+            <w:r/>
+            <w:r>
+              <w:t>PATCH, GET, GET /id</w:t>
             </w:r>
           </w:p>
         </w:tc>
@@ -2323,7 +2463,7 @@
       <w:r>
         <w:drawing>
           <wp:inline xmlns:a="http://schemas.openxmlformats.org/drawingml/2006/main" xmlns:pic="http://schemas.openxmlformats.org/drawingml/2006/picture">
-            <wp:extent cx="5394960" cy="1963520"/>
+            <wp:extent cx="5394960" cy="2060885"/>
             <wp:docPr id="4" name="Picture 4"/>
             <wp:cNvGraphicFramePr>
               <a:graphicFrameLocks noChangeAspect="1"/>
@@ -2344,7 +2484,7 @@
                   <pic:spPr>
                     <a:xfrm>
                       <a:off x="0" y="0"/>
-                      <a:ext cx="5394960" cy="1963520"/>
+                      <a:ext cx="5394960" cy="2060885"/>
                     </a:xfrm>
                     <a:prstGeom prst="rect"/>
                   </pic:spPr>
@@ -2675,7 +2815,7 @@
         </w:tc>
         <w:tc>
           <w:tcPr>
-            <w:tcW w:type="dxa" w:w="3463"/>
+            <w:tcW w:type="dxa" w:w="2995"/>
           </w:tcPr>
           <w:p>
             <w:r/>
@@ -2689,7 +2829,7 @@
         </w:tc>
         <w:tc>
           <w:tcPr>
-            <w:tcW w:type="dxa" w:w="4493"/>
+            <w:tcW w:type="dxa" w:w="4961"/>
           </w:tcPr>
           <w:p>
             <w:r/>
@@ -2716,7 +2856,7 @@
         </w:tc>
         <w:tc>
           <w:tcPr>
-            <w:tcW w:type="dxa" w:w="3463"/>
+            <w:tcW w:type="dxa" w:w="2995"/>
           </w:tcPr>
           <w:p>
             <w:r/>
@@ -2727,7 +2867,7 @@
         </w:tc>
         <w:tc>
           <w:tcPr>
-            <w:tcW w:type="dxa" w:w="4493"/>
+            <w:tcW w:type="dxa" w:w="4961"/>
           </w:tcPr>
           <w:p>
             <w:r/>
@@ -2781,18 +2921,18 @@
         </w:tc>
         <w:tc>
           <w:tcPr>
-            <w:tcW w:type="dxa" w:w="3463"/>
-          </w:tcPr>
-          <w:p>
-            <w:r/>
-            <w:r>
-              <w:t>Process Flow Management API</w:t>
-            </w:r>
-          </w:p>
-        </w:tc>
-        <w:tc>
-          <w:tcPr>
-            <w:tcW w:type="dxa" w:w="4493"/>
+            <w:tcW w:type="dxa" w:w="2995"/>
+          </w:tcPr>
+          <w:p>
+            <w:r/>
+            <w:r>
+              <w:t>UNRESOLVED-TMF701</w:t>
+            </w:r>
+          </w:p>
+        </w:tc>
+        <w:tc>
+          <w:tcPr>
+            <w:tcW w:type="dxa" w:w="4961"/>
           </w:tcPr>
           <w:p>
             <w:r/>

--- a/specifications/TMFC035-PermissionsManagement/Diagrams/TMFC035_Permissions_Management.docx
+++ b/specifications/TMFC035-PermissionsManagement/Diagrams/TMFC035_Permissions_Management.docx
@@ -155,6 +155,9 @@
         </w:tc>
       </w:tr>
       <w:tr>
+        <w:trPr>
+          <w:cantSplit/>
+        </w:trPr>
         <w:tc>
           <w:tcPr>
             <w:tcW w:type="dxa" w:w="2340"/>
@@ -323,7 +326,7 @@
         </w:trPr>
         <w:tc>
           <w:tcPr>
-            <w:tcW w:type="dxa" w:w="1966"/>
+            <w:tcW w:type="dxa" w:w="2059"/>
           </w:tcPr>
           <w:p>
             <w:r/>
@@ -337,7 +340,7 @@
         </w:tc>
         <w:tc>
           <w:tcPr>
-            <w:tcW w:type="dxa" w:w="2714"/>
+            <w:tcW w:type="dxa" w:w="2621"/>
           </w:tcPr>
           <w:p>
             <w:r/>
@@ -351,7 +354,7 @@
         </w:tc>
         <w:tc>
           <w:tcPr>
-            <w:tcW w:type="dxa" w:w="2059"/>
+            <w:tcW w:type="dxa" w:w="1966"/>
           </w:tcPr>
           <w:p>
             <w:r/>
@@ -365,7 +368,7 @@
         </w:tc>
         <w:tc>
           <w:tcPr>
-            <w:tcW w:type="dxa" w:w="2621"/>
+            <w:tcW w:type="dxa" w:w="2714"/>
           </w:tcPr>
           <w:p>
             <w:r/>
@@ -379,6 +382,31 @@
         </w:tc>
       </w:tr>
       <w:tr>
+        <w:trPr>
+          <w:cantSplit/>
+        </w:trPr>
+        <w:tc>
+          <w:tcPr>
+            <w:tcW w:type="dxa" w:w="2059"/>
+          </w:tcPr>
+          <w:p>
+            <w:r/>
+            <w:r>
+              <w:t>Permission ABE</w:t>
+            </w:r>
+          </w:p>
+        </w:tc>
+        <w:tc>
+          <w:tcPr>
+            <w:tcW w:type="dxa" w:w="2621"/>
+          </w:tcPr>
+          <w:p>
+            <w:r/>
+            <w:r>
+              <w:t>Permission ABE contains all Business Entities for describing Permission Specifications, effective Permissions granted including the scope of permissions.</w:t>
+            </w:r>
+          </w:p>
+        </w:tc>
         <w:tc>
           <w:tcPr>
             <w:tcW w:type="dxa" w:w="1966"/>
@@ -386,35 +414,13 @@
           <w:p>
             <w:r/>
             <w:r>
-              <w:t>Permission</w:t>
+              <w:t>PermissionSpecSet BE</w:t>
             </w:r>
           </w:p>
         </w:tc>
         <w:tc>
           <w:tcPr>
             <w:tcW w:type="dxa" w:w="2714"/>
-          </w:tcPr>
-          <w:p>
-            <w:r/>
-            <w:r>
-              <w:t>Permission ABE contains all Business Entities for describing Permission Specifications, effective Permissions granted including the scope of permissions.</w:t>
-            </w:r>
-          </w:p>
-        </w:tc>
-        <w:tc>
-          <w:tcPr>
-            <w:tcW w:type="dxa" w:w="2059"/>
-          </w:tcPr>
-          <w:p>
-            <w:r/>
-            <w:r>
-              <w:t>PermissionSpecSet</w:t>
-            </w:r>
-          </w:p>
-        </w:tc>
-        <w:tc>
-          <w:tcPr>
-            <w:tcW w:type="dxa" w:w="2621"/>
           </w:tcPr>
           <w:p>
             <w:r/>
@@ -425,6 +431,31 @@
         </w:tc>
       </w:tr>
       <w:tr>
+        <w:trPr>
+          <w:cantSplit/>
+        </w:trPr>
+        <w:tc>
+          <w:tcPr>
+            <w:tcW w:type="dxa" w:w="2059"/>
+          </w:tcPr>
+          <w:p>
+            <w:r/>
+            <w:r>
+              <w:t>Permission ABE</w:t>
+            </w:r>
+          </w:p>
+        </w:tc>
+        <w:tc>
+          <w:tcPr>
+            <w:tcW w:type="dxa" w:w="2621"/>
+          </w:tcPr>
+          <w:p>
+            <w:r/>
+            <w:r>
+              <w:t>Permission ABE contains all Business Entities for describing Permission Specifications, effective Permissions granted including the scope of permissions.</w:t>
+            </w:r>
+          </w:p>
+        </w:tc>
         <w:tc>
           <w:tcPr>
             <w:tcW w:type="dxa" w:w="1966"/>
@@ -432,35 +463,13 @@
           <w:p>
             <w:r/>
             <w:r>
-              <w:t>Permission</w:t>
+              <w:t>PermissionSet BE</w:t>
             </w:r>
           </w:p>
         </w:tc>
         <w:tc>
           <w:tcPr>
             <w:tcW w:type="dxa" w:w="2714"/>
-          </w:tcPr>
-          <w:p>
-            <w:r/>
-            <w:r>
-              <w:t>Permission ABE contains all Business Entities for describing Permission Specifications, effective Permissions granted including the scope of permissions.</w:t>
-            </w:r>
-          </w:p>
-        </w:tc>
-        <w:tc>
-          <w:tcPr>
-            <w:tcW w:type="dxa" w:w="2059"/>
-          </w:tcPr>
-          <w:p>
-            <w:r/>
-            <w:r>
-              <w:t>PermissionSet</w:t>
-            </w:r>
-          </w:p>
-        </w:tc>
-        <w:tc>
-          <w:tcPr>
-            <w:tcW w:type="dxa" w:w="2621"/>
           </w:tcPr>
           <w:p>
             <w:r/>
@@ -471,6 +480,31 @@
         </w:tc>
       </w:tr>
       <w:tr>
+        <w:trPr>
+          <w:cantSplit/>
+        </w:trPr>
+        <w:tc>
+          <w:tcPr>
+            <w:tcW w:type="dxa" w:w="2059"/>
+          </w:tcPr>
+          <w:p>
+            <w:r/>
+            <w:r>
+              <w:t>Permission ABE</w:t>
+            </w:r>
+          </w:p>
+        </w:tc>
+        <w:tc>
+          <w:tcPr>
+            <w:tcW w:type="dxa" w:w="2621"/>
+          </w:tcPr>
+          <w:p>
+            <w:r/>
+            <w:r>
+              <w:t>Permission ABE contains all Business Entities for describing Permission Specifications, effective Permissions granted including the scope of permissions.</w:t>
+            </w:r>
+          </w:p>
+        </w:tc>
         <w:tc>
           <w:tcPr>
             <w:tcW w:type="dxa" w:w="1966"/>
@@ -478,35 +512,13 @@
           <w:p>
             <w:r/>
             <w:r>
-              <w:t>Permission</w:t>
+              <w:t>Permission BE</w:t>
             </w:r>
           </w:p>
         </w:tc>
         <w:tc>
           <w:tcPr>
             <w:tcW w:type="dxa" w:w="2714"/>
-          </w:tcPr>
-          <w:p>
-            <w:r/>
-            <w:r>
-              <w:t>Permission ABE contains all Business Entities for describing Permission Specifications, effective Permissions granted including the scope of permissions.</w:t>
-            </w:r>
-          </w:p>
-        </w:tc>
-        <w:tc>
-          <w:tcPr>
-            <w:tcW w:type="dxa" w:w="2059"/>
-          </w:tcPr>
-          <w:p>
-            <w:r/>
-            <w:r>
-              <w:t>Permission</w:t>
-            </w:r>
-          </w:p>
-        </w:tc>
-        <w:tc>
-          <w:tcPr>
-            <w:tcW w:type="dxa" w:w="2621"/>
           </w:tcPr>
           <w:p>
             <w:r/>
@@ -517,6 +529,31 @@
         </w:tc>
       </w:tr>
       <w:tr>
+        <w:trPr>
+          <w:cantSplit/>
+        </w:trPr>
+        <w:tc>
+          <w:tcPr>
+            <w:tcW w:type="dxa" w:w="2059"/>
+          </w:tcPr>
+          <w:p>
+            <w:r/>
+            <w:r>
+              <w:t>Party ABE</w:t>
+            </w:r>
+          </w:p>
+        </w:tc>
+        <w:tc>
+          <w:tcPr>
+            <w:tcW w:type="dxa" w:w="2621"/>
+          </w:tcPr>
+          <w:p>
+            <w:r/>
+            <w:r>
+              <w:t>The Party ABE enables defining an individual, an organization, or an organization unit that is of interest, involved or that provides value directly or indirectly from an enterprise perspective (Enterprise is to be understood here as provider, service provider or operator). Hence the Party plays one or more roles with the enterprise or with another Party playing a role with the enterprise (indirectly). This is introduced to specify that the only party an enterprise would be interested in and will consider in its systems is a party playing a role (directly or indirectly). Roles would be represented by the PartyRole concept. Additional roles will be defined to cover the needs of the new digital ecosystem." Examples of roles played by Parties include those: Of interest, such as competitors, sales prospects Involved, such as customers, users, employees That provides value directly or indirectly, such as service providers, operators, cloud brokers, infrastructure providers, application developers. This Party ABE defines information about companies and people. Implementations of this model are responsible for ensuring that the relevant privacy legislation standards are adhered to in the countries that will use the implementation.</w:t>
+            </w:r>
+          </w:p>
+        </w:tc>
         <w:tc>
           <w:tcPr>
             <w:tcW w:type="dxa" w:w="1966"/>
@@ -524,35 +561,13 @@
           <w:p>
             <w:r/>
             <w:r>
-              <w:t>Party</w:t>
+              <w:t>PartyRole BE</w:t>
             </w:r>
           </w:p>
         </w:tc>
         <w:tc>
           <w:tcPr>
             <w:tcW w:type="dxa" w:w="2714"/>
-          </w:tcPr>
-          <w:p>
-            <w:r/>
-            <w:r>
-              <w:t>The Party ABE enables defining an individual, an organization, or an organization unit that is of interest, involved or that provides value directly or indirectly from an enterprise perspective (Enterprise is to be understood here as provider, service provider or operator). Hence the Party plays one or more roles with the enterprise or with another Party playing a role with the enterprise (indirectly). This is introduced to specify that the only party an enterprise would be interested in and will consider in its systems is a party playing a role (directly or indirectly). Roles would be represented by the PartyRole concept. Additional roles will be defined to cover the needs of the new digital ecosystem." Examples of roles played by Parties include those: Of interest, such as competitors, sales prospects Involved, such as customers, users, employees That provides value directly or indirectly, such as service providers, operators, cloud brokers, infrastructure providers, application developers. This Party ABE defines information about companies and people. Implementations of this model are responsible for ensuring that the relevant privacy legislation standards are adhered to in the countries that will use the implementation.</w:t>
-            </w:r>
-          </w:p>
-        </w:tc>
-        <w:tc>
-          <w:tcPr>
-            <w:tcW w:type="dxa" w:w="2059"/>
-          </w:tcPr>
-          <w:p>
-            <w:r/>
-            <w:r>
-              <w:t>PartyRole</w:t>
-            </w:r>
-          </w:p>
-        </w:tc>
-        <w:tc>
-          <w:tcPr>
-            <w:tcW w:type="dxa" w:w="2621"/>
           </w:tcPr>
           <w:p>
             <w:r/>
@@ -563,6 +578,31 @@
         </w:tc>
       </w:tr>
       <w:tr>
+        <w:trPr>
+          <w:cantSplit/>
+        </w:trPr>
+        <w:tc>
+          <w:tcPr>
+            <w:tcW w:type="dxa" w:w="2059"/>
+          </w:tcPr>
+          <w:p>
+            <w:r/>
+            <w:r>
+              <w:t>Party ABE</w:t>
+            </w:r>
+          </w:p>
+        </w:tc>
+        <w:tc>
+          <w:tcPr>
+            <w:tcW w:type="dxa" w:w="2621"/>
+          </w:tcPr>
+          <w:p>
+            <w:r/>
+            <w:r>
+              <w:t>The Party ABE enables defining an individual, an organization, or an organization unit that is of interest, involved or that provides value directly or indirectly from an enterprise perspective (Enterprise is to be understood here as provider, service provider or operator). Hence the Party plays one or more roles with the enterprise or with another Party playing a role with the enterprise (indirectly). This is introduced to specify that the only party an enterprise would be interested in and will consider in its systems is a party playing a role (directly or indirectly). Roles would be represented by the PartyRole concept. Additional roles will be defined to cover the needs of the new digital ecosystem." Examples of roles played by Parties include those: Of interest, such as competitors, sales prospects Involved, such as customers, users, employees That provides value directly or indirectly, such as service providers, operators, cloud brokers, infrastructure providers, application developers. This Party ABE defines information about companies and people. Implementations of this model are responsible for ensuring that the relevant privacy legislation standards are adhered to in the countries that will use the implementation.</w:t>
+            </w:r>
+          </w:p>
+        </w:tc>
         <w:tc>
           <w:tcPr>
             <w:tcW w:type="dxa" w:w="1966"/>
@@ -570,35 +610,13 @@
           <w:p>
             <w:r/>
             <w:r>
-              <w:t>Party</w:t>
+              <w:t>PartyRoleSpecification BE</w:t>
             </w:r>
           </w:p>
         </w:tc>
         <w:tc>
           <w:tcPr>
             <w:tcW w:type="dxa" w:w="2714"/>
-          </w:tcPr>
-          <w:p>
-            <w:r/>
-            <w:r>
-              <w:t>The Party ABE enables defining an individual, an organization, or an organization unit that is of interest, involved or that provides value directly or indirectly from an enterprise perspective (Enterprise is to be understood here as provider, service provider or operator). Hence the Party plays one or more roles with the enterprise or with another Party playing a role with the enterprise (indirectly). This is introduced to specify that the only party an enterprise would be interested in and will consider in its systems is a party playing a role (directly or indirectly). Roles would be represented by the PartyRole concept. Additional roles will be defined to cover the needs of the new digital ecosystem." Examples of roles played by Parties include those: Of interest, such as competitors, sales prospects Involved, such as customers, users, employees That provides value directly or indirectly, such as service providers, operators, cloud brokers, infrastructure providers, application developers. This Party ABE defines information about companies and people. Implementations of this model are responsible for ensuring that the relevant privacy legislation standards are adhered to in the countries that will use the implementation.</w:t>
-            </w:r>
-          </w:p>
-        </w:tc>
-        <w:tc>
-          <w:tcPr>
-            <w:tcW w:type="dxa" w:w="2059"/>
-          </w:tcPr>
-          <w:p>
-            <w:r/>
-            <w:r>
-              <w:t>PartyRoleSpecification</w:t>
-            </w:r>
-          </w:p>
-        </w:tc>
-        <w:tc>
-          <w:tcPr>
-            <w:tcW w:type="dxa" w:w="2621"/>
           </w:tcPr>
           <w:p>
             <w:r/>
@@ -609,6 +627,31 @@
         </w:tc>
       </w:tr>
       <w:tr>
+        <w:trPr>
+          <w:cantSplit/>
+        </w:trPr>
+        <w:tc>
+          <w:tcPr>
+            <w:tcW w:type="dxa" w:w="2059"/>
+          </w:tcPr>
+          <w:p>
+            <w:r/>
+            <w:r>
+              <w:t>Party ABE</w:t>
+            </w:r>
+          </w:p>
+        </w:tc>
+        <w:tc>
+          <w:tcPr>
+            <w:tcW w:type="dxa" w:w="2621"/>
+          </w:tcPr>
+          <w:p>
+            <w:r/>
+            <w:r>
+              <w:t>The Party ABE enables defining an individual, an organization, or an organization unit that is of interest, involved or that provides value directly or indirectly from an enterprise perspective (Enterprise is to be understood here as provider, service provider or operator). Hence the Party plays one or more roles with the enterprise or with another Party playing a role with the enterprise (indirectly). This is introduced to specify that the only party an enterprise would be interested in and will consider in its systems is a party playing a role (directly or indirectly). Roles would be represented by the PartyRole concept. Additional roles will be defined to cover the needs of the new digital ecosystem." Examples of roles played by Parties include those: Of interest, such as competitors, sales prospects Involved, such as customers, users, employees That provides value directly or indirectly, such as service providers, operators, cloud brokers, infrastructure providers, application developers. This Party ABE defines information about companies and people. Implementations of this model are responsible for ensuring that the relevant privacy legislation standards are adhered to in the countries that will use the implementation.</w:t>
+            </w:r>
+          </w:p>
+        </w:tc>
         <w:tc>
           <w:tcPr>
             <w:tcW w:type="dxa" w:w="1966"/>
@@ -616,35 +659,13 @@
           <w:p>
             <w:r/>
             <w:r>
-              <w:t>Party</w:t>
+              <w:t>Party Organization ABE</w:t>
             </w:r>
           </w:p>
         </w:tc>
         <w:tc>
           <w:tcPr>
             <w:tcW w:type="dxa" w:w="2714"/>
-          </w:tcPr>
-          <w:p>
-            <w:r/>
-            <w:r>
-              <w:t>The Party ABE enables defining an individual, an organization, or an organization unit that is of interest, involved or that provides value directly or indirectly from an enterprise perspective (Enterprise is to be understood here as provider, service provider or operator). Hence the Party plays one or more roles with the enterprise or with another Party playing a role with the enterprise (indirectly). This is introduced to specify that the only party an enterprise would be interested in and will consider in its systems is a party playing a role (directly or indirectly). Roles would be represented by the PartyRole concept. Additional roles will be defined to cover the needs of the new digital ecosystem." Examples of roles played by Parties include those: Of interest, such as competitors, sales prospects Involved, such as customers, users, employees That provides value directly or indirectly, such as service providers, operators, cloud brokers, infrastructure providers, application developers. This Party ABE defines information about companies and people. Implementations of this model are responsible for ensuring that the relevant privacy legislation standards are adhered to in the countries that will use the implementation.</w:t>
-            </w:r>
-          </w:p>
-        </w:tc>
-        <w:tc>
-          <w:tcPr>
-            <w:tcW w:type="dxa" w:w="2059"/>
-          </w:tcPr>
-          <w:p>
-            <w:r/>
-            <w:r>
-              <w:t>Party Organization</w:t>
-            </w:r>
-          </w:p>
-        </w:tc>
-        <w:tc>
-          <w:tcPr>
-            <w:tcW w:type="dxa" w:w="2621"/>
           </w:tcPr>
           <w:p>
             <w:r/>
@@ -655,40 +676,43 @@
         </w:tc>
       </w:tr>
       <w:tr>
+        <w:trPr>
+          <w:cantSplit/>
+        </w:trPr>
+        <w:tc>
+          <w:tcPr>
+            <w:tcW w:type="dxa" w:w="2059"/>
+          </w:tcPr>
+          <w:p>
+            <w:r/>
+            <w:r>
+              <w:t>Market Sales Party Roles ABE</w:t>
+            </w:r>
+          </w:p>
+        </w:tc>
+        <w:tc>
+          <w:tcPr>
+            <w:tcW w:type="dxa" w:w="2621"/>
+          </w:tcPr>
+          <w:p>
+            <w:r/>
+            <w:r>
+              <w:t>Market Sales Party Roles ABE contains all PartyRoles related to the Market Sales Domain such as MarketingManager, SalesAgent...</w:t>
+            </w:r>
+          </w:p>
+        </w:tc>
         <w:tc>
           <w:tcPr>
             <w:tcW w:type="dxa" w:w="1966"/>
           </w:tcPr>
           <w:p>
             <w:r/>
-            <w:r>
-              <w:t>Market Sales Party Roles</w:t>
-            </w:r>
+            <w:r/>
           </w:p>
         </w:tc>
         <w:tc>
           <w:tcPr>
             <w:tcW w:type="dxa" w:w="2714"/>
-          </w:tcPr>
-          <w:p>
-            <w:r/>
-            <w:r>
-              <w:t>Market Sales Party Roles ABE contains all PartyRoles related to the Market Sales Domain such as MarketingManager, SalesAgent...</w:t>
-            </w:r>
-          </w:p>
-        </w:tc>
-        <w:tc>
-          <w:tcPr>
-            <w:tcW w:type="dxa" w:w="2059"/>
-          </w:tcPr>
-          <w:p>
-            <w:r/>
-            <w:r/>
-          </w:p>
-        </w:tc>
-        <w:tc>
-          <w:tcPr>
-            <w:tcW w:type="dxa" w:w="2621"/>
           </w:tcPr>
           <w:p>
             <w:r/>
@@ -699,40 +723,43 @@
         </w:tc>
       </w:tr>
       <w:tr>
+        <w:trPr>
+          <w:cantSplit/>
+        </w:trPr>
+        <w:tc>
+          <w:tcPr>
+            <w:tcW w:type="dxa" w:w="2059"/>
+          </w:tcPr>
+          <w:p>
+            <w:r/>
+            <w:r>
+              <w:t>Service Party Roles ABE</w:t>
+            </w:r>
+          </w:p>
+        </w:tc>
+        <w:tc>
+          <w:tcPr>
+            <w:tcW w:type="dxa" w:w="2621"/>
+          </w:tcPr>
+          <w:p>
+            <w:r/>
+            <w:r>
+              <w:t>The Service Party Roles ABE contains all PartyRoles related to the Service Domain such as ServiceManager.</w:t>
+            </w:r>
+          </w:p>
+        </w:tc>
         <w:tc>
           <w:tcPr>
             <w:tcW w:type="dxa" w:w="1966"/>
           </w:tcPr>
           <w:p>
             <w:r/>
-            <w:r>
-              <w:t>Service Party Roles</w:t>
-            </w:r>
+            <w:r/>
           </w:p>
         </w:tc>
         <w:tc>
           <w:tcPr>
             <w:tcW w:type="dxa" w:w="2714"/>
-          </w:tcPr>
-          <w:p>
-            <w:r/>
-            <w:r>
-              <w:t>The Service Party Roles ABE contains all PartyRoles related to the Service Domain such as ServiceManager.</w:t>
-            </w:r>
-          </w:p>
-        </w:tc>
-        <w:tc>
-          <w:tcPr>
-            <w:tcW w:type="dxa" w:w="2059"/>
-          </w:tcPr>
-          <w:p>
-            <w:r/>
-            <w:r/>
-          </w:p>
-        </w:tc>
-        <w:tc>
-          <w:tcPr>
-            <w:tcW w:type="dxa" w:w="2621"/>
           </w:tcPr>
           <w:p>
             <w:r/>
@@ -743,40 +770,43 @@
         </w:tc>
       </w:tr>
       <w:tr>
+        <w:trPr>
+          <w:cantSplit/>
+        </w:trPr>
+        <w:tc>
+          <w:tcPr>
+            <w:tcW w:type="dxa" w:w="2059"/>
+          </w:tcPr>
+          <w:p>
+            <w:r/>
+            <w:r>
+              <w:t>Resource Party Roles ABE</w:t>
+            </w:r>
+          </w:p>
+        </w:tc>
+        <w:tc>
+          <w:tcPr>
+            <w:tcW w:type="dxa" w:w="2621"/>
+          </w:tcPr>
+          <w:p>
+            <w:r/>
+            <w:r>
+              <w:t>Resource Party Roles ABE contains all PartyRoles related to the Resource Domain such as Technician and ResourceManager.</w:t>
+            </w:r>
+          </w:p>
+        </w:tc>
         <w:tc>
           <w:tcPr>
             <w:tcW w:type="dxa" w:w="1966"/>
           </w:tcPr>
           <w:p>
             <w:r/>
-            <w:r>
-              <w:t>Resource Party Roles</w:t>
-            </w:r>
+            <w:r/>
           </w:p>
         </w:tc>
         <w:tc>
           <w:tcPr>
             <w:tcW w:type="dxa" w:w="2714"/>
-          </w:tcPr>
-          <w:p>
-            <w:r/>
-            <w:r>
-              <w:t>Resource Party Roles ABE contains all PartyRoles related to the Resource Domain such as Technician and ResourceManager.</w:t>
-            </w:r>
-          </w:p>
-        </w:tc>
-        <w:tc>
-          <w:tcPr>
-            <w:tcW w:type="dxa" w:w="2059"/>
-          </w:tcPr>
-          <w:p>
-            <w:r/>
-            <w:r/>
-          </w:p>
-        </w:tc>
-        <w:tc>
-          <w:tcPr>
-            <w:tcW w:type="dxa" w:w="2621"/>
           </w:tcPr>
           <w:p>
             <w:r/>
@@ -860,7 +890,7 @@
               <w:rPr>
                 <w:b/>
               </w:rPr>
-              <w:t>Aggregate Function Level 1</w:t>
+              <w:t>Aggregate Function L1</w:t>
             </w:r>
           </w:p>
         </w:tc>
@@ -874,7 +904,7 @@
               <w:rPr>
                 <w:b/>
               </w:rPr>
-              <w:t>Aggregate Function Level 2</w:t>
+              <w:t>Aggregate Function L2</w:t>
             </w:r>
           </w:p>
         </w:tc>
@@ -894,6 +924,9 @@
         </w:tc>
       </w:tr>
       <w:tr>
+        <w:trPr>
+          <w:cantSplit/>
+        </w:trPr>
         <w:tc>
           <w:tcPr>
             <w:tcW w:type="dxa" w:w="1123"/>
@@ -951,6 +984,9 @@
         </w:tc>
       </w:tr>
       <w:tr>
+        <w:trPr>
+          <w:cantSplit/>
+        </w:trPr>
         <w:tc>
           <w:tcPr>
             <w:tcW w:type="dxa" w:w="1123"/>
@@ -1008,6 +1044,9 @@
         </w:tc>
       </w:tr>
       <w:tr>
+        <w:trPr>
+          <w:cantSplit/>
+        </w:trPr>
         <w:tc>
           <w:tcPr>
             <w:tcW w:type="dxa" w:w="1123"/>
@@ -1065,6 +1104,9 @@
         </w:tc>
       </w:tr>
       <w:tr>
+        <w:trPr>
+          <w:cantSplit/>
+        </w:trPr>
         <w:tc>
           <w:tcPr>
             <w:tcW w:type="dxa" w:w="1123"/>
@@ -1122,6 +1164,9 @@
         </w:tc>
       </w:tr>
       <w:tr>
+        <w:trPr>
+          <w:cantSplit/>
+        </w:trPr>
         <w:tc>
           <w:tcPr>
             <w:tcW w:type="dxa" w:w="1123"/>
@@ -1179,6 +1224,9 @@
         </w:tc>
       </w:tr>
       <w:tr>
+        <w:trPr>
+          <w:cantSplit/>
+        </w:trPr>
         <w:tc>
           <w:tcPr>
             <w:tcW w:type="dxa" w:w="1123"/>
@@ -1236,6 +1284,9 @@
         </w:tc>
       </w:tr>
       <w:tr>
+        <w:trPr>
+          <w:cantSplit/>
+        </w:trPr>
         <w:tc>
           <w:tcPr>
             <w:tcW w:type="dxa" w:w="1123"/>
@@ -1293,6 +1344,9 @@
         </w:tc>
       </w:tr>
       <w:tr>
+        <w:trPr>
+          <w:cantSplit/>
+        </w:trPr>
         <w:tc>
           <w:tcPr>
             <w:tcW w:type="dxa" w:w="1123"/>
@@ -1350,6 +1404,9 @@
         </w:tc>
       </w:tr>
       <w:tr>
+        <w:trPr>
+          <w:cantSplit/>
+        </w:trPr>
         <w:tc>
           <w:tcPr>
             <w:tcW w:type="dxa" w:w="1123"/>
@@ -1612,6 +1669,9 @@
         </w:tc>
       </w:tr>
       <w:tr>
+        <w:trPr>
+          <w:cantSplit/>
+        </w:trPr>
         <w:tc>
           <w:tcPr>
             <w:tcW w:type="dxa" w:w="1030"/>
@@ -1680,6 +1740,9 @@
         </w:tc>
       </w:tr>
       <w:tr>
+        <w:trPr>
+          <w:cantSplit/>
+        </w:trPr>
         <w:tc>
           <w:tcPr>
             <w:tcW w:type="dxa" w:w="1030"/>
@@ -1748,6 +1811,9 @@
         </w:tc>
       </w:tr>
       <w:tr>
+        <w:trPr>
+          <w:cantSplit/>
+        </w:trPr>
         <w:tc>
           <w:tcPr>
             <w:tcW w:type="dxa" w:w="1030"/>
@@ -1816,6 +1882,9 @@
         </w:tc>
       </w:tr>
       <w:tr>
+        <w:trPr>
+          <w:cantSplit/>
+        </w:trPr>
         <w:tc>
           <w:tcPr>
             <w:tcW w:type="dxa" w:w="1030"/>
@@ -2050,6 +2119,9 @@
         </w:tc>
       </w:tr>
       <w:tr>
+        <w:trPr>
+          <w:cantSplit/>
+        </w:trPr>
         <w:tc>
           <w:tcPr>
             <w:tcW w:type="dxa" w:w="1030"/>
@@ -2118,6 +2190,9 @@
         </w:tc>
       </w:tr>
       <w:tr>
+        <w:trPr>
+          <w:cantSplit/>
+        </w:trPr>
         <w:tc>
           <w:tcPr>
             <w:tcW w:type="dxa" w:w="1030"/>
@@ -2186,6 +2261,9 @@
         </w:tc>
       </w:tr>
       <w:tr>
+        <w:trPr>
+          <w:cantSplit/>
+        </w:trPr>
         <w:tc>
           <w:tcPr>
             <w:tcW w:type="dxa" w:w="1030"/>
@@ -2254,6 +2332,9 @@
         </w:tc>
       </w:tr>
       <w:tr>
+        <w:trPr>
+          <w:cantSplit/>
+        </w:trPr>
         <w:tc>
           <w:tcPr>
             <w:tcW w:type="dxa" w:w="1030"/>
@@ -2322,6 +2403,9 @@
         </w:tc>
       </w:tr>
       <w:tr>
+        <w:trPr>
+          <w:cantSplit/>
+        </w:trPr>
         <w:tc>
           <w:tcPr>
             <w:tcW w:type="dxa" w:w="1030"/>
@@ -2390,6 +2474,9 @@
         </w:tc>
       </w:tr>
       <w:tr>
+        <w:trPr>
+          <w:cantSplit/>
+        </w:trPr>
         <w:tc>
           <w:tcPr>
             <w:tcW w:type="dxa" w:w="1030"/>
@@ -2592,6 +2679,9 @@
         </w:tc>
       </w:tr>
       <w:tr>
+        <w:trPr>
+          <w:cantSplit/>
+        </w:trPr>
         <w:tc>
           <w:tcPr>
             <w:tcW w:type="dxa" w:w="1310"/>
@@ -2669,6 +2759,9 @@
         </w:tc>
       </w:tr>
       <w:tr>
+        <w:trPr>
+          <w:cantSplit/>
+        </w:trPr>
         <w:tc>
           <w:tcPr>
             <w:tcW w:type="dxa" w:w="1310"/>
@@ -2843,6 +2936,9 @@
         </w:tc>
       </w:tr>
       <w:tr>
+        <w:trPr>
+          <w:cantSplit/>
+        </w:trPr>
         <w:tc>
           <w:tcPr>
             <w:tcW w:type="dxa" w:w="1404"/>
@@ -2908,6 +3004,9 @@
         </w:tc>
       </w:tr>
       <w:tr>
+        <w:trPr>
+          <w:cantSplit/>
+        </w:trPr>
         <w:tc>
           <w:tcPr>
             <w:tcW w:type="dxa" w:w="1404"/>
@@ -3088,6 +3187,9 @@
         </w:tc>
       </w:tr>
       <w:tr>
+        <w:trPr>
+          <w:cantSplit/>
+        </w:trPr>
         <w:tc>
           <w:tcPr>
             <w:tcW w:type="dxa" w:w="5990"/>
@@ -3112,6 +3214,9 @@
         </w:tc>
       </w:tr>
       <w:tr>
+        <w:trPr>
+          <w:cantSplit/>
+        </w:trPr>
         <w:tc>
           <w:tcPr>
             <w:tcW w:type="dxa" w:w="5990"/>
@@ -3136,6 +3241,9 @@
         </w:tc>
       </w:tr>
       <w:tr>
+        <w:trPr>
+          <w:cantSplit/>
+        </w:trPr>
         <w:tc>
           <w:tcPr>
             <w:tcW w:type="dxa" w:w="5990"/>
@@ -3294,6 +3402,9 @@
         </w:tc>
       </w:tr>
       <w:tr>
+        <w:trPr>
+          <w:cantSplit/>
+        </w:trPr>
         <w:tc>
           <w:tcPr>
             <w:tcW w:type="dxa" w:w="1872"/>
@@ -3340,6 +3451,9 @@
         </w:tc>
       </w:tr>
       <w:tr>
+        <w:trPr>
+          <w:cantSplit/>
+        </w:trPr>
         <w:tc>
           <w:tcPr>
             <w:tcW w:type="dxa" w:w="1872"/>
@@ -3384,6 +3498,9 @@
         </w:tc>
       </w:tr>
       <w:tr>
+        <w:trPr>
+          <w:cantSplit/>
+        </w:trPr>
         <w:tc>
           <w:tcPr>
             <w:tcW w:type="dxa" w:w="1872"/>
@@ -3430,6 +3547,9 @@
         </w:tc>
       </w:tr>
       <w:tr>
+        <w:trPr>
+          <w:cantSplit/>
+        </w:trPr>
         <w:tc>
           <w:tcPr>
             <w:tcW w:type="dxa" w:w="1872"/>
@@ -3476,6 +3596,9 @@
         </w:tc>
       </w:tr>
       <w:tr>
+        <w:trPr>
+          <w:cantSplit/>
+        </w:trPr>
         <w:tc>
           <w:tcPr>
             <w:tcW w:type="dxa" w:w="1872"/>
@@ -3522,6 +3645,9 @@
         </w:tc>
       </w:tr>
       <w:tr>
+        <w:trPr>
+          <w:cantSplit/>
+        </w:trPr>
         <w:tc>
           <w:tcPr>
             <w:tcW w:type="dxa" w:w="1872"/>
@@ -3568,6 +3694,9 @@
         </w:tc>
       </w:tr>
       <w:tr>
+        <w:trPr>
+          <w:cantSplit/>
+        </w:trPr>
         <w:tc>
           <w:tcPr>
             <w:tcW w:type="dxa" w:w="1872"/>
@@ -3614,6 +3743,9 @@
         </w:tc>
       </w:tr>
       <w:tr>
+        <w:trPr>
+          <w:cantSplit/>
+        </w:trPr>
         <w:tc>
           <w:tcPr>
             <w:tcW w:type="dxa" w:w="1872"/>
@@ -3752,6 +3884,9 @@
         </w:tc>
       </w:tr>
       <w:tr>
+        <w:trPr>
+          <w:cantSplit/>
+        </w:trPr>
         <w:tc>
           <w:tcPr>
             <w:tcW w:type="dxa" w:w="1778"/>
@@ -3798,6 +3933,9 @@
         </w:tc>
       </w:tr>
       <w:tr>
+        <w:trPr>
+          <w:cantSplit/>
+        </w:trPr>
         <w:tc>
           <w:tcPr>
             <w:tcW w:type="dxa" w:w="1778"/>
@@ -3844,6 +3982,9 @@
         </w:tc>
       </w:tr>
       <w:tr>
+        <w:trPr>
+          <w:cantSplit/>
+        </w:trPr>
         <w:tc>
           <w:tcPr>
             <w:tcW w:type="dxa" w:w="1778"/>
@@ -3890,6 +4031,9 @@
         </w:tc>
       </w:tr>
       <w:tr>
+        <w:trPr>
+          <w:cantSplit/>
+        </w:trPr>
         <w:tc>
           <w:tcPr>
             <w:tcW w:type="dxa" w:w="1778"/>
@@ -3936,6 +4080,9 @@
         </w:tc>
       </w:tr>
       <w:tr>
+        <w:trPr>
+          <w:cantSplit/>
+        </w:trPr>
         <w:tc>
           <w:tcPr>
             <w:tcW w:type="dxa" w:w="1778"/>
@@ -3982,6 +4129,9 @@
         </w:tc>
       </w:tr>
       <w:tr>
+        <w:trPr>
+          <w:cantSplit/>
+        </w:trPr>
         <w:tc>
           <w:tcPr>
             <w:tcW w:type="dxa" w:w="1778"/>
@@ -4028,6 +4178,9 @@
         </w:tc>
       </w:tr>
       <w:tr>
+        <w:trPr>
+          <w:cantSplit/>
+        </w:trPr>
         <w:tc>
           <w:tcPr>
             <w:tcW w:type="dxa" w:w="1778"/>
@@ -4156,6 +4309,9 @@
         </w:tc>
       </w:tr>
       <w:tr>
+        <w:trPr>
+          <w:cantSplit/>
+        </w:trPr>
         <w:tc>
           <w:tcPr>
             <w:tcW w:type="dxa" w:w="4118"/>
@@ -4191,6 +4347,9 @@
         </w:tc>
       </w:tr>
       <w:tr>
+        <w:trPr>
+          <w:cantSplit/>
+        </w:trPr>
         <w:tc>
           <w:tcPr>
             <w:tcW w:type="dxa" w:w="4118"/>
@@ -4226,6 +4385,9 @@
         </w:tc>
       </w:tr>
       <w:tr>
+        <w:trPr>
+          <w:cantSplit/>
+        </w:trPr>
         <w:tc>
           <w:tcPr>
             <w:tcW w:type="dxa" w:w="4118"/>
@@ -4261,6 +4423,9 @@
         </w:tc>
       </w:tr>
       <w:tr>
+        <w:trPr>
+          <w:cantSplit/>
+        </w:trPr>
         <w:tc>
           <w:tcPr>
             <w:tcW w:type="dxa" w:w="4118"/>
@@ -4296,6 +4461,9 @@
         </w:tc>
       </w:tr>
       <w:tr>
+        <w:trPr>
+          <w:cantSplit/>
+        </w:trPr>
         <w:tc>
           <w:tcPr>
             <w:tcW w:type="dxa" w:w="4118"/>
@@ -4331,6 +4499,9 @@
         </w:tc>
       </w:tr>
       <w:tr>
+        <w:trPr>
+          <w:cantSplit/>
+        </w:trPr>
         <w:tc>
           <w:tcPr>
             <w:tcW w:type="dxa" w:w="4118"/>
@@ -4366,6 +4537,9 @@
         </w:tc>
       </w:tr>
       <w:tr>
+        <w:trPr>
+          <w:cantSplit/>
+        </w:trPr>
         <w:tc>
           <w:tcPr>
             <w:tcW w:type="dxa" w:w="4118"/>
@@ -4401,6 +4575,9 @@
         </w:tc>
       </w:tr>
       <w:tr>
+        <w:trPr>
+          <w:cantSplit/>
+        </w:trPr>
         <w:tc>
           <w:tcPr>
             <w:tcW w:type="dxa" w:w="4118"/>
@@ -4436,6 +4613,9 @@
         </w:tc>
       </w:tr>
       <w:tr>
+        <w:trPr>
+          <w:cantSplit/>
+        </w:trPr>
         <w:tc>
           <w:tcPr>
             <w:tcW w:type="dxa" w:w="4118"/>
@@ -4471,6 +4651,9 @@
         </w:tc>
       </w:tr>
       <w:tr>
+        <w:trPr>
+          <w:cantSplit/>
+        </w:trPr>
         <w:tc>
           <w:tcPr>
             <w:tcW w:type="dxa" w:w="4118"/>
@@ -4506,6 +4689,9 @@
         </w:tc>
       </w:tr>
       <w:tr>
+        <w:trPr>
+          <w:cantSplit/>
+        </w:trPr>
         <w:tc>
           <w:tcPr>
             <w:tcW w:type="dxa" w:w="4118"/>
@@ -4541,6 +4727,9 @@
         </w:tc>
       </w:tr>
       <w:tr>
+        <w:trPr>
+          <w:cantSplit/>
+        </w:trPr>
         <w:tc>
           <w:tcPr>
             <w:tcW w:type="dxa" w:w="4118"/>
